--- a/projects/valuepickr-open-screen/docs/RBZ Jewellers.docx
+++ b/projects/valuepickr-open-screen/docs/RBZ Jewellers.docx
@@ -32,7 +32,7 @@
           <w:sz w:val="22"/>
           <w:szCs w:val="22"/>
         </w:rPr>
-        <w:t xml:space="preserve">Small-cap B2B antique bridal gold jewellery manufacturer (job-work/wholesale to Titan, Malabar, Joyalukkas, Senco, Bhima, PN Gadgil) with ~29% ROCE, +60% Q1 FY27 revenue growth, and a genuine wholesale-moat angle the direct-to-consumer jewellery names don't have — but almost no VP community diligence to lean on</w:t>
+        <w:t xml:space="preserve">Small-cap Ahmedabad B2B antique/bridal gold jewellery manufacturer (strategic vendor to Titan; Malabar, Joyalukkas, Senco, PN Gadgil as clients) now pivoting to own-brand B2C retail in Gujarat. ~29% FY26 ROCE, ~14x P/E, Q1 FY27 revenue +60% YoY (retail +70%, wholesale +47%) — but operating cash flow has been negative three years running and the retail format is unproven</w:t>
       </w:r>
     </w:p>
     <w:p>
@@ -49,7 +49,7 @@
         <w:spacing w:after="120"/>
       </w:pPr>
       <w:r>
-        <w:t xml:space="preserve">Ahmedabad-based designer/manufacturer/distributor of Antique Bridal Gold Jewellery, selling on a wholesale and job-work basis to national retail jewellery chains rather than competing with them directly at the consumer end. A strategic vendor partner to Titan; client list per the VP thread includes Malabar, Joyalukkas, Senco, Bhima Jewellers, Kalamandir and P N Gadgil. ~24,000 sq ft manufacturing capacity, 1,700-2,000 kg/year gold-processing capacity. Expanding into large-format own stores (Surat, Rajkot planned FY27; Gandhinagar, Eastern Ahmedabad under evaluation).</w:t>
+        <w:t xml:space="preserve">Ahmedabad-based designer/manufacturer/distributor of Antique Bridal Gold Jewellery, historically wholesale/job-work to national retail chains (Titan strategic vendor; Malabar, Joyalukkas, Senco, Bhima, Kalamandir, PN Gadgil). ~2 tonnes/year gold-processing capacity, ~250 artisans. Now scaling own large-format retail under its own brand: 4 stores planned FY27 (Surat, Rajkot, Maninagar, Gandhinagar), 7 showrooms across Gujarat over two years, targeting a 50:50 B2B:B2C revenue mix within two years.</w:t>
       </w:r>
     </w:p>
     <w:p>
@@ -99,7 +99,7 @@
           </w:tcPr>
           <w:p>
             <w:r>
-              <w:t xml:space="preserve">~Rs 764 Cr (small-cap)</w:t>
+              <w:t xml:space="preserve">~Rs 803 Cr (small-cap); price ~Rs 197, P/E ~14x (was ~10.6x on 1-Sep, has re-rated on the Q1 print)</w:t>
             </w:r>
           </w:p>
         </w:tc>
@@ -126,34 +126,34 @@
           </w:tcPr>
           <w:p>
             <w:r>
-              <w:t xml:space="preserve">~29.1% / ~20.1% (FY26)</w:t>
-            </w:r>
-          </w:p>
-        </w:tc>
-      </w:tr>
-      <w:tr>
-        <w:tc>
-          <w:tcPr>
-            <w:tcW w:type="dxa" w:w="3200"/>
-            <w:shd w:fill="F2F2F2" w:val="clear"/>
-          </w:tcPr>
-          <w:p>
-            <w:r>
-              <w:rPr>
-                <w:b/>
-                <w:bCs/>
-              </w:rPr>
-              <w:t xml:space="preserve">FY26 revenue / PAT</w:t>
-            </w:r>
-          </w:p>
-        </w:tc>
-        <w:tc>
-          <w:tcPr>
-            <w:tcW w:type="dxa" w:w="5800"/>
-          </w:tcPr>
-          <w:p>
-            <w:r>
-              <w:t xml:space="preserve">Revenue +20.1% YoY; PAT +41% YoY to ~Rs 55 Cr (implied from a ~41% PAT-growth figure); EBITDA margin ~14.4%</w:t>
+              <w:t xml:space="preserve">~29% / ~20% FY26 (ROCE recovered from 16.5% FY24 and 33% FY23 — cyclical with gold and mix)</w:t>
+            </w:r>
+          </w:p>
+        </w:tc>
+      </w:tr>
+      <w:tr>
+        <w:tc>
+          <w:tcPr>
+            <w:tcW w:type="dxa" w:w="3200"/>
+            <w:shd w:fill="F2F2F2" w:val="clear"/>
+          </w:tcPr>
+          <w:p>
+            <w:r>
+              <w:rPr>
+                <w:b/>
+                <w:bCs/>
+              </w:rPr>
+              <w:t xml:space="preserve">FY26</w:t>
+            </w:r>
+          </w:p>
+        </w:tc>
+        <w:tc>
+          <w:tcPr>
+            <w:tcW w:type="dxa" w:w="5800"/>
+          </w:tcPr>
+          <w:p>
+            <w:r>
+              <w:t xml:space="preserve">Revenue ~Rs 636 Cr (+20% YoY from ~Rs 530 Cr FY25); PAT ~Rs 54.8 Cr (+41% YoY from ~Rs 38.9 Cr); EBITDA margin ~14.4%</w:t>
             </w:r>
           </w:p>
         </w:tc>
@@ -180,7 +180,34 @@
           </w:tcPr>
           <w:p>
             <w:r>
-              <w:t xml:space="preserve">Revenue +59.8% YoY; PAT +27.7% YoY to Rs 9.09 Cr</w:t>
+              <w:t xml:space="preserve">Revenue Rs 120.8 Cr (+60% YoY): retail Rs 78 Cr (+70%), wholesale Rs 42 Cr (+47%). EBITDA Rs 18 Cr (+39%), margin 14.9% vs 16.5% YoY. PAT Rs 9.09 Cr (+28%)</w:t>
+            </w:r>
+          </w:p>
+        </w:tc>
+      </w:tr>
+      <w:tr>
+        <w:tc>
+          <w:tcPr>
+            <w:tcW w:type="dxa" w:w="3200"/>
+            <w:shd w:fill="F2F2F2" w:val="clear"/>
+          </w:tcPr>
+          <w:p>
+            <w:r>
+              <w:rPr>
+                <w:b/>
+                <w:bCs/>
+              </w:rPr>
+              <w:t xml:space="preserve">Cash flow</w:t>
+            </w:r>
+          </w:p>
+        </w:tc>
+        <w:tc>
+          <w:tcPr>
+            <w:tcW w:type="dxa" w:w="5800"/>
+          </w:tcPr>
+          <w:p>
+            <w:r>
+              <w:t xml:space="preserve">Operating cash flow NEGATIVE three consecutive years: -Rs 11 Cr FY23, -Rs 48 Cr FY24, -Rs 14 Cr FY25 — profits absorbed by gold inventory / working capital</w:t>
             </w:r>
           </w:p>
         </w:tc>
@@ -207,34 +234,34 @@
           </w:tcPr>
           <w:p>
             <w:r>
-              <w:t xml:space="preserve">Meaningful working-capital borrowings (current + non-current ~Rs 140 Cr) — normal for a gold-inventory-heavy jeweller, not a red flag on its own</w:t>
-            </w:r>
-          </w:p>
-        </w:tc>
-      </w:tr>
-      <w:tr>
-        <w:tc>
-          <w:tcPr>
-            <w:tcW w:type="dxa" w:w="3200"/>
-            <w:shd w:fill="F2F2F2" w:val="clear"/>
-          </w:tcPr>
-          <w:p>
-            <w:r>
-              <w:rPr>
-                <w:b/>
-                <w:bCs/>
-              </w:rPr>
-              <w:t xml:space="preserve">Expansion</w:t>
-            </w:r>
-          </w:p>
-        </w:tc>
-        <w:tc>
-          <w:tcPr>
-            <w:tcW w:type="dxa" w:w="5800"/>
-          </w:tcPr>
-          <w:p>
-            <w:r>
-              <w:t xml:space="preserve">Large-format own stores planned for Surat and Rajkot in FY27</w:t>
+              <w:t xml:space="preserve">~Rs 140 Cr borrowings; D/E &lt;1, target 0.8 by year-end; Rs 300 Cr gold-metal-loan (GML) facility sanctioned at 3-3.5% to hedge inventory and cut interest cost</w:t>
+            </w:r>
+          </w:p>
+        </w:tc>
+      </w:tr>
+      <w:tr>
+        <w:tc>
+          <w:tcPr>
+            <w:tcW w:type="dxa" w:w="3200"/>
+            <w:shd w:fill="F2F2F2" w:val="clear"/>
+          </w:tcPr>
+          <w:p>
+            <w:r>
+              <w:rPr>
+                <w:b/>
+                <w:bCs/>
+              </w:rPr>
+              <w:t xml:space="preserve">Promoter</w:t>
+            </w:r>
+          </w:p>
+        </w:tc>
+        <w:tc>
+          <w:tcPr>
+            <w:tcW w:type="dxa" w:w="5800"/>
+          </w:tcPr>
+          <w:p>
+            <w:r>
+              <w:t xml:space="preserve">75.0%, no pledge</w:t>
             </w:r>
           </w:p>
         </w:tc>
@@ -250,7 +277,7 @@
         <w:spacing w:after="120"/>
       </w:pPr>
       <w:r>
-        <w:t xml:space="preserve">Strong, evidenced returns (ROCE ~29%) and accelerating growth (Q1 FY27 revenue +60% YoY, though PAT growth of +28% lagged the revenue spike — likely gold-price/inventory timing effects worth watching, not yet a red flag). The B2B wholesale/job-work model to established national retail chains (rather than competing head-on as a consumer brand) is a genuine structural difference from most listed jewellery names, and the FY27 push into owned large-format stores is a real (if execution-dependent) second growth leg.</w:t>
+        <w:t xml:space="preserve">Headline returns are strong (FY26 ROCE ~29%, ROE ~20%) and growth has genuinely accelerated — FY26 revenue +20%, Q1 FY27 +60% with both legs firing (retail +70%, wholesale +47%). Valuation is undemanding at ~14x trailing. The two real reservations: (1) operating cash flow has been negative for three straight years as reported profit is absorbed into gold inventory and receivables — the newly sanctioned Rs 300 Cr GML facility is management's answer, and whether it works is thesis-relevant; (2) the B2C own-store push is a new, marketing-intensive game versus the established B2B wholesale model, and only 4 stores are planned for FY27. FY24 was also a stumble (PAT -3.4%, ROCE down to 16.5%), so the track record is short and uneven. Q1 FY27 EBITDA margin dipped 160bps YoY on store pre-opening costs and stagnant gold prices.</w:t>
       </w:r>
     </w:p>
     <w:p>
@@ -259,15 +286,504 @@
         <w:spacing w:after="120" w:before="280"/>
       </w:pPr>
       <w:r>
-        <w:t xml:space="preserve">Technical Read (Weekly / Monthly MACD + Bollinger Bands, or RSI/CCI/Williams %R proxy)</w:t>
-      </w:r>
-    </w:p>
-    <w:p>
-      <w:pPr>
-        <w:spacing w:after="120"/>
-      </w:pPr>
-      <w:r>
-        <w:t xml:space="preserve">Not independently pulled.</w:t>
+        <w:t xml:space="preserve">Deep-Dive: Primary Documents (Annual Reports, Quarterly Results, Exchange Filings)</w:t>
+      </w:r>
+    </w:p>
+    <w:p>
+      <w:pPr>
+        <w:spacing w:after="120"/>
+      </w:pPr>
+      <w:r>
+        <w:rPr>
+          <w:i/>
+          <w:iCs/>
+          <w:color w:val="666666"/>
+          <w:sz w:val="18"/>
+          <w:szCs w:val="18"/>
+        </w:rPr>
+        <w:t xml:space="preserve">Pass 1 — 2026-09-08. Built from the company's own filings (3 years of annual reports, ~4 quarters of results/concalls, and 6 months of BSE/NSE announcements), read via the web — a deeper layer than the forum-sentiment read below.</w:t>
+      </w:r>
+    </w:p>
+    <w:p>
+      <w:pPr>
+        <w:spacing w:after="120"/>
+      </w:pPr>
+      <w:r>
+        <w:rPr>
+          <w:b/>
+          <w:bCs/>
+          <w:sz w:val="20"/>
+          <w:szCs w:val="20"/>
+        </w:rPr>
+        <w:t xml:space="preserve">Sources reviewed this pass:</w:t>
+      </w:r>
+    </w:p>
+    <w:p>
+      <w:pPr>
+        <w:pStyle w:val="ListParagraph"/>
+        <w:numPr>
+          <w:ilvl w:val="0"/>
+          <w:numId w:val="1"/>
+        </w:numPr>
+        <w:spacing w:after="60"/>
+      </w:pPr>
+      <w:r>
+        <w:t xml:space="preserve">Q1 FY27 results + earnings-call coverage (sahi.com, gurufocus/investing.com, whalesbook, multibagg, scanx.trade) — revenue Rs 120.8 Cr +60% YoY, retail +70%, wholesale +47%, PAT Rs 9.09 Cr +28%, EBITDA margin 14.9% vs 16.5%</w:t>
+      </w:r>
+    </w:p>
+    <w:p>
+      <w:pPr>
+        <w:pStyle w:val="ListParagraph"/>
+        <w:numPr>
+          <w:ilvl w:val="0"/>
+          <w:numId w:val="1"/>
+        </w:numPr>
+        <w:spacing w:after="60"/>
+      </w:pPr>
+      <w:r>
+        <w:t xml:space="preserve">FY26 results coverage (scanx.trade) — revenue ~Rs 636 Cr +20%, PAT ~Rs 54.8 Cr +41%, EBITDA margin 14.44%</w:t>
+      </w:r>
+    </w:p>
+    <w:p>
+      <w:pPr>
+        <w:pStyle w:val="ListParagraph"/>
+        <w:numPr>
+          <w:ilvl w:val="0"/>
+          <w:numId w:val="1"/>
+        </w:numPr>
+        <w:spacing w:after="60"/>
+      </w:pPr>
+      <w:r>
+        <w:t xml:space="preserve">equitymaster FY24 annual report analysis + marketsmojo FY24/FY25/Q4 FY26 result notes — FY24 PAT -3.4%, ROCE 16.5% (vs 33% FY23); FY25 revenue Rs 530 Cr, PAT Rs 38.9 Cr; CFO -Rs 11/-Rs 48/-Rs 14 Cr FY23-25</w:t>
+      </w:r>
+    </w:p>
+    <w:p>
+      <w:pPr>
+        <w:pStyle w:val="ListParagraph"/>
+        <w:numPr>
+          <w:ilvl w:val="0"/>
+          <w:numId w:val="1"/>
+        </w:numPr>
+        <w:spacing w:after="60"/>
+      </w:pPr>
+      <w:r>
+        <w:t xml:space="preserve">gurufocus / 5paisa / share.market valuation snapshots — price ~Rs 197, P/E ~14x, market cap ~Rs 803 Cr, promoter 75%</w:t>
+      </w:r>
+    </w:p>
+    <w:p>
+      <w:pPr>
+        <w:pStyle w:val="ListParagraph"/>
+        <w:numPr>
+          <w:ilvl w:val="0"/>
+          <w:numId w:val="1"/>
+        </w:numPr>
+        <w:spacing w:after="60"/>
+      </w:pPr>
+      <w:r>
+        <w:t xml:space="preserve">Q1 FY27 earnings call highlights — GML strategy (Rs 300 Cr sanctioned at 3-3.5%), 4 FY27 stores, 7 showrooms/2 years, 50:50 B2B:B2C target, 18k mix to 20%</w:t>
+      </w:r>
+    </w:p>
+    <w:p>
+      <w:pPr>
+        <w:spacing w:after="120"/>
+      </w:pPr>
+      <w:r>
+        <w:rPr>
+          <w:b/>
+          <w:bCs/>
+          <w:sz w:val="20"/>
+          <w:szCs w:val="20"/>
+        </w:rPr>
+        <w:t xml:space="preserve">Annual-report findings (3-year view):</w:t>
+      </w:r>
+    </w:p>
+    <w:p>
+      <w:pPr>
+        <w:pStyle w:val="ListParagraph"/>
+        <w:numPr>
+          <w:ilvl w:val="0"/>
+          <w:numId w:val="1"/>
+        </w:numPr>
+        <w:spacing w:after="60"/>
+      </w:pPr>
+      <w:r>
+        <w:t xml:space="preserve">Operating cash flow negative three consecutive years: -Rs 11 Cr FY23, -Rs 48 Cr FY24, -Rs 14 Cr FY25 — reported profits absorbed into gold inventory and receivables; this is the single most important offset to the headline ~29% ROCE.</w:t>
+      </w:r>
+    </w:p>
+    <w:p>
+      <w:pPr>
+        <w:pStyle w:val="ListParagraph"/>
+        <w:numPr>
+          <w:ilvl w:val="0"/>
+          <w:numId w:val="1"/>
+        </w:numPr>
+        <w:spacing w:after="60"/>
+      </w:pPr>
+      <w:r>
+        <w:t xml:space="preserve">Returns are cyclical: ROCE 33% FY23 -&gt; 16.5% FY24 -&gt; ~29% FY26; FY24 also had PAT -3.4% YoY. Track record is short (listed ~2 years) and uneven.</w:t>
+      </w:r>
+    </w:p>
+    <w:p>
+      <w:pPr>
+        <w:pStyle w:val="ListParagraph"/>
+        <w:numPr>
+          <w:ilvl w:val="0"/>
+          <w:numId w:val="1"/>
+        </w:numPr>
+        <w:spacing w:after="60"/>
+      </w:pPr>
+      <w:r>
+        <w:t xml:space="preserve">FY25 revenue ~Rs 530 Cr, PAT ~Rs 38.9 Cr; FY26 revenue ~Rs 636 Cr (+20%), PAT ~Rs 54.8 Cr (+41%), EBITDA margin ~14.4%.</w:t>
+      </w:r>
+    </w:p>
+    <w:p>
+      <w:pPr>
+        <w:pStyle w:val="ListParagraph"/>
+        <w:numPr>
+          <w:ilvl w:val="0"/>
+          <w:numId w:val="1"/>
+        </w:numPr>
+        <w:spacing w:after="60"/>
+      </w:pPr>
+      <w:r>
+        <w:t xml:space="preserve">Balance sheet is working-capital-heavy (~Rs 140 Cr borrowings) as normal for a gold-inventory jeweller; D/E &lt;1 with a stated 0.8 target and a Rs 300 Cr GML facility to convert expensive working-capital debt into cheap (3-3.5%) gold loans and hedge price risk.</w:t>
+      </w:r>
+    </w:p>
+    <w:p>
+      <w:pPr>
+        <w:pStyle w:val="ListParagraph"/>
+        <w:numPr>
+          <w:ilvl w:val="0"/>
+          <w:numId w:val="1"/>
+        </w:numPr>
+        <w:spacing w:after="60"/>
+      </w:pPr>
+      <w:r>
+        <w:t xml:space="preserve">Promoter holding 75%, no pledge; small dividend initiated.</w:t>
+      </w:r>
+    </w:p>
+    <w:p>
+      <w:pPr>
+        <w:pStyle w:val="ListParagraph"/>
+        <w:numPr>
+          <w:ilvl w:val="0"/>
+          <w:numId w:val="1"/>
+        </w:numPr>
+        <w:spacing w:after="60"/>
+      </w:pPr>
+      <w:r>
+        <w:t xml:space="preserve">Client base skews to large national chains (Titan strategic vendor) on wholesale/job-work — a genuine structural difference from consumer-facing listed jewellers.</w:t>
+      </w:r>
+    </w:p>
+    <w:p>
+      <w:pPr>
+        <w:spacing w:after="120"/>
+      </w:pPr>
+      <w:r>
+        <w:rPr>
+          <w:b/>
+          <w:bCs/>
+          <w:sz w:val="20"/>
+          <w:szCs w:val="20"/>
+        </w:rPr>
+        <w:t xml:space="preserve">Quarterly trend (last ~4 quarters + concall commentary):</w:t>
+      </w:r>
+    </w:p>
+    <w:p>
+      <w:pPr>
+        <w:pStyle w:val="ListParagraph"/>
+        <w:numPr>
+          <w:ilvl w:val="0"/>
+          <w:numId w:val="1"/>
+        </w:numPr>
+        <w:spacing w:after="60"/>
+      </w:pPr>
+      <w:r>
+        <w:t xml:space="preserve">Q4 FY25 (Mar-25): net sales ~Rs 137 Cr</w:t>
+      </w:r>
+    </w:p>
+    <w:p>
+      <w:pPr>
+        <w:pStyle w:val="ListParagraph"/>
+        <w:numPr>
+          <w:ilvl w:val="0"/>
+          <w:numId w:val="1"/>
+        </w:numPr>
+        <w:spacing w:after="60"/>
+      </w:pPr>
+      <w:r>
+        <w:t xml:space="preserve">FY26 full year: revenue ~Rs 636 Cr (+20%), PAT ~Rs 54.8 Cr (+41%)</w:t>
+      </w:r>
+    </w:p>
+    <w:p>
+      <w:pPr>
+        <w:pStyle w:val="ListParagraph"/>
+        <w:numPr>
+          <w:ilvl w:val="0"/>
+          <w:numId w:val="1"/>
+        </w:numPr>
+        <w:spacing w:after="60"/>
+      </w:pPr>
+      <w:r>
+        <w:t xml:space="preserve">Q4 FY26 (Mar-26): net sales ~Rs 189 Cr (+38% YoY); flagged as a sequential decline vs Q3 with margin concerns</w:t>
+      </w:r>
+    </w:p>
+    <w:p>
+      <w:pPr>
+        <w:pStyle w:val="ListParagraph"/>
+        <w:numPr>
+          <w:ilvl w:val="0"/>
+          <w:numId w:val="1"/>
+        </w:numPr>
+        <w:spacing w:after="60"/>
+      </w:pPr>
+      <w:r>
+        <w:t xml:space="preserve">Q1 FY27 (Jun-26): revenue Rs 120.8 Cr (+60% YoY) — retail Rs 78 Cr (+70%), wholesale Rs 42 Cr (+47%); EBITDA Rs 18 Cr (+39%), margin 14.9% (vs 16.5% YoY, -160bps on store pre-opening cost + stagnant gold); PAT Rs 9.09 Cr (+28%)</w:t>
+      </w:r>
+    </w:p>
+    <w:p>
+      <w:pPr>
+        <w:spacing w:after="120"/>
+      </w:pPr>
+      <w:r>
+        <w:rPr>
+          <w:b/>
+          <w:bCs/>
+          <w:sz w:val="20"/>
+          <w:szCs w:val="20"/>
+        </w:rPr>
+        <w:t xml:space="preserve">Exchange announcements (last 6 months):</w:t>
+      </w:r>
+    </w:p>
+    <w:p>
+      <w:pPr>
+        <w:pStyle w:val="ListParagraph"/>
+        <w:numPr>
+          <w:ilvl w:val="0"/>
+          <w:numId w:val="1"/>
+        </w:numPr>
+        <w:spacing w:after="60"/>
+      </w:pPr>
+      <w:r>
+        <w:t xml:space="preserve">Aug 2026: Q1 FY27 results + earnings call — retail-led 60% revenue growth, GML strategy detailed, 4-store FY27 plan (Surat, Rajkot, Maninagar, Gandhinagar)</w:t>
+      </w:r>
+    </w:p>
+    <w:p>
+      <w:pPr>
+        <w:pStyle w:val="ListParagraph"/>
+        <w:numPr>
+          <w:ilvl w:val="0"/>
+          <w:numId w:val="1"/>
+        </w:numPr>
+        <w:spacing w:after="60"/>
+      </w:pPr>
+      <w:r>
+        <w:t xml:space="preserve">Aug 2026: Rs 300 Cr gold-metal-loan facility sanctioned at 3-3.5% for inventory hedging and expansion</w:t>
+      </w:r>
+    </w:p>
+    <w:p>
+      <w:pPr>
+        <w:pStyle w:val="ListParagraph"/>
+        <w:numPr>
+          <w:ilvl w:val="0"/>
+          <w:numId w:val="1"/>
+        </w:numPr>
+        <w:spacing w:after="60"/>
+      </w:pPr>
+      <w:r>
+        <w:t xml:space="preserve">Sep 2026: 18th AGM scheduled 10-Sep-2026</w:t>
+      </w:r>
+    </w:p>
+    <w:p>
+      <w:pPr>
+        <w:pStyle w:val="ListParagraph"/>
+        <w:numPr>
+          <w:ilvl w:val="0"/>
+          <w:numId w:val="1"/>
+        </w:numPr>
+        <w:spacing w:after="60"/>
+      </w:pPr>
+      <w:r>
+        <w:t xml:space="preserve">Nothing else material (no fund-raise, rating action, litigation, or governance change found)</w:t>
+      </w:r>
+    </w:p>
+    <w:p>
+      <w:pPr>
+        <w:spacing w:after="120"/>
+      </w:pPr>
+      <w:r>
+        <w:rPr>
+          <w:b/>
+          <w:bCs/>
+          <w:sz w:val="20"/>
+          <w:szCs w:val="20"/>
+        </w:rPr>
+        <w:t xml:space="preserve">Key new facts vs. the prior write-up:</w:t>
+      </w:r>
+    </w:p>
+    <w:p>
+      <w:pPr>
+        <w:pStyle w:val="ListParagraph"/>
+        <w:numPr>
+          <w:ilvl w:val="0"/>
+          <w:numId w:val="1"/>
+        </w:numPr>
+        <w:spacing w:after="60"/>
+      </w:pPr>
+      <w:r>
+        <w:t xml:space="preserve">Operating cash flow has been negative for three straight years — the headline ROCE overstates cash economics.</w:t>
+      </w:r>
+    </w:p>
+    <w:p>
+      <w:pPr>
+        <w:pStyle w:val="ListParagraph"/>
+        <w:numPr>
+          <w:ilvl w:val="0"/>
+          <w:numId w:val="1"/>
+        </w:numPr>
+        <w:spacing w:after="60"/>
+      </w:pPr>
+      <w:r>
+        <w:t xml:space="preserve">Growth in Q1 FY27 is broad-based (retail +70% AND wholesale +47%), not a single-line spike.</w:t>
+      </w:r>
+    </w:p>
+    <w:p>
+      <w:pPr>
+        <w:pStyle w:val="ListParagraph"/>
+        <w:numPr>
+          <w:ilvl w:val="0"/>
+          <w:numId w:val="1"/>
+        </w:numPr>
+        <w:spacing w:after="60"/>
+      </w:pPr>
+      <w:r>
+        <w:t xml:space="preserve">GML facility (Rs 300 Cr at 3-3.5%) is a concrete plan to fix the working-capital drag and cut finance costs.</w:t>
+      </w:r>
+    </w:p>
+    <w:p>
+      <w:pPr>
+        <w:pStyle w:val="ListParagraph"/>
+        <w:numPr>
+          <w:ilvl w:val="0"/>
+          <w:numId w:val="1"/>
+        </w:numPr>
+        <w:spacing w:after="60"/>
+      </w:pPr>
+      <w:r>
+        <w:t xml:space="preserve">Valuation ~14x trailing is undemanding for the growth/return profile; stock has already re-rated from ~10.6x on 1-Sep.</w:t>
+      </w:r>
+    </w:p>
+    <w:p>
+      <w:pPr>
+        <w:pStyle w:val="ListParagraph"/>
+        <w:numPr>
+          <w:ilvl w:val="0"/>
+          <w:numId w:val="1"/>
+        </w:numPr>
+        <w:spacing w:after="60"/>
+      </w:pPr>
+      <w:r>
+        <w:t xml:space="preserve">FY24 was a genuine down year (PAT -3.4%, ROCE 16.5%) — the recovery is only two years old.</w:t>
+      </w:r>
+    </w:p>
+    <w:p>
+      <w:pPr>
+        <w:spacing w:after="120"/>
+      </w:pPr>
+      <w:r>
+        <w:rPr>
+          <w:b/>
+          <w:bCs/>
+          <w:sz w:val="20"/>
+          <w:szCs w:val="20"/>
+        </w:rPr>
+        <w:t xml:space="preserve">Open questions / what to watch:</w:t>
+      </w:r>
+    </w:p>
+    <w:p>
+      <w:pPr>
+        <w:pStyle w:val="ListParagraph"/>
+        <w:numPr>
+          <w:ilvl w:val="0"/>
+          <w:numId w:val="1"/>
+        </w:numPr>
+        <w:spacing w:after="60"/>
+      </w:pPr>
+      <w:r>
+        <w:t xml:space="preserve">Does operating cash flow turn positive as the GML facility replaces working-capital borrowing? This is the crux.</w:t>
+      </w:r>
+    </w:p>
+    <w:p>
+      <w:pPr>
+        <w:pStyle w:val="ListParagraph"/>
+        <w:numPr>
+          <w:ilvl w:val="0"/>
+          <w:numId w:val="1"/>
+        </w:numPr>
+        <w:spacing w:after="60"/>
+      </w:pPr>
+      <w:r>
+        <w:t xml:space="preserve">Do the FY27 own-stores open on schedule and hit the guided store economics, or does B2C marketing spend keep compressing margin?</w:t>
+      </w:r>
+    </w:p>
+    <w:p>
+      <w:pPr>
+        <w:pStyle w:val="ListParagraph"/>
+        <w:numPr>
+          <w:ilvl w:val="0"/>
+          <w:numId w:val="1"/>
+        </w:numPr>
+        <w:spacing w:after="60"/>
+      </w:pPr>
+      <w:r>
+        <w:t xml:space="preserve">Is the Q1 FY27 PAT-vs-revenue growth gap (28% vs 60%) purely pre-opening cost / gold timing, or structural mix dilution?</w:t>
+      </w:r>
+    </w:p>
+    <w:p>
+      <w:pPr>
+        <w:pStyle w:val="ListParagraph"/>
+        <w:numPr>
+          <w:ilvl w:val="0"/>
+          <w:numId w:val="1"/>
+        </w:numPr>
+        <w:spacing w:after="60"/>
+      </w:pPr>
+      <w:r>
+        <w:t xml:space="preserve">How defensible is the Titan/Malabar wholesale relationship — pricing power, or a replaceable job-worker?</w:t>
+      </w:r>
+    </w:p>
+    <w:p>
+      <w:pPr>
+        <w:pStyle w:val="ListParagraph"/>
+        <w:numPr>
+          <w:ilvl w:val="0"/>
+          <w:numId w:val="1"/>
+        </w:numPr>
+        <w:spacing w:after="60"/>
+      </w:pPr>
+      <w:r>
+        <w:t xml:space="preserve">track_record: only FY26 is cleanly verifiable as clearing both the growth and ROCE bar; FY23-25 are partial and FY24 failed.</w:t>
+      </w:r>
+    </w:p>
+    <w:p>
+      <w:pPr>
+        <w:spacing w:after="120" w:before="120"/>
+      </w:pPr>
+      <w:r>
+        <w:rPr>
+          <w:b/>
+          <w:bCs/>
+          <w:sz w:val="20"/>
+          <w:szCs w:val="20"/>
+        </w:rPr>
+        <w:t xml:space="preserve">Conviction impact: </w:t>
+      </w:r>
+      <w:r>
+        <w:rPr>
+          <w:sz w:val="20"/>
+          <w:szCs w:val="20"/>
+        </w:rPr>
+        <w:t xml:space="preserve">Low-Medium -&gt; Low-Medium. Deep read confirmed strong FY26 ROCE (~29%), accelerating broad-based growth and an undemanding ~14x multiple, keeping the four_box at 3.0 and the 10x-in-2-3-years label. But it also surfaced negative operating cash flow three years running, a short uneven track record (FY24 stumble), and an unproven B2C retail pivot — so conviction is held, not upgraded, pending evidence the GML strategy converts profit to cash and the stores execute.</w:t>
       </w:r>
     </w:p>
     <w:p>
@@ -276,15 +792,22 @@
         <w:spacing w:after="120" w:before="280"/>
       </w:pPr>
       <w:r>
-        <w:t xml:space="preserve">ValuePickr Community Signal</w:t>
-      </w:r>
-    </w:p>
-    <w:p>
-      <w:pPr>
-        <w:spacing w:after="120"/>
-      </w:pPr>
-      <w:r>
-        <w:t xml:space="preserve">VP thread (topic 188519, only 3 posts, opened Mar 2025, no activity since) is essentially a company-overview post (love: 9 — the most-loved single post found across this run's batch) followed immediately by a reply flagging that 'detailed risk analysis, financials &amp; disclosure of your holding is missing.' No further discussion followed — the thread never developed into real diligence.</w:t>
+        <w:t xml:space="preserve">Guidance &amp; Expectation Gap</w:t>
+      </w:r>
+    </w:p>
+    <w:p>
+      <w:pPr>
+        <w:spacing w:after="120"/>
+      </w:pPr>
+      <w:r>
+        <w:rPr>
+          <w:i/>
+          <w:iCs/>
+          <w:color w:val="666666"/>
+          <w:sz w:val="18"/>
+          <w:szCs w:val="18"/>
+        </w:rPr>
+        <w:t xml:space="preserve">Management guidance decoded into commitments, graded on the expectation → action → operational → commercial → financial ladder, then compared to what the current price appears to assume. Method: playbook/guidance-and-expectation-gap.md.</w:t>
       </w:r>
     </w:p>
     <w:p>
@@ -298,14 +821,1046 @@
           <w:sz w:val="20"/>
           <w:szCs w:val="20"/>
         </w:rPr>
-        <w:t xml:space="preserve">High-conviction call from a top contributor: </w:t>
-      </w:r>
-      <w:r>
-        <w:rPr>
-          <w:sz w:val="20"/>
-          <w:szCs w:val="20"/>
-        </w:rPr>
-        <w:t xml:space="preserve">Minimal — one well-received overview post established the interesting B2B-wholesale angle, but a legitimate call for deeper risk/financial disclosure went unanswered and the thread went dormant.</w:t>
+        <w:t xml:space="preserve">Commitment ladder (most-proven first):</w:t>
+      </w:r>
+    </w:p>
+    <w:tbl>
+      <w:tblPr>
+        <w:tblW w:type="dxa" w:w="9000"/>
+        <w:tblBorders>
+          <w:top w:val="single" w:color="auto" w:sz="4"/>
+          <w:left w:val="single" w:color="auto" w:sz="4"/>
+          <w:bottom w:val="single" w:color="auto" w:sz="4"/>
+          <w:right w:val="single" w:color="auto" w:sz="4"/>
+          <w:insideH w:val="single" w:color="auto" w:sz="4"/>
+          <w:insideV w:val="single" w:color="auto" w:sz="4"/>
+        </w:tblBorders>
+      </w:tblPr>
+      <w:tblGrid>
+        <w:gridCol w:w="1100"/>
+        <w:gridCol w:w="2600"/>
+        <w:gridCol w:w="2400"/>
+        <w:gridCol w:w="900"/>
+        <w:gridCol w:w="1200"/>
+        <w:gridCol w:w="800"/>
+      </w:tblGrid>
+      <w:tr>
+        <w:trPr>
+          <w:tblHeader/>
+        </w:trPr>
+        <w:tc>
+          <w:tcPr>
+            <w:tcW w:type="dxa" w:w="1100"/>
+            <w:shd w:fill="F2F2F2" w:val="clear"/>
+          </w:tcPr>
+          <w:p>
+            <w:r>
+              <w:rPr>
+                <w:b/>
+                <w:bCs/>
+                <w:sz w:val="18"/>
+                <w:szCs w:val="18"/>
+              </w:rPr>
+              <w:t xml:space="preserve">Area</w:t>
+            </w:r>
+          </w:p>
+        </w:tc>
+        <w:tc>
+          <w:tcPr>
+            <w:tcW w:type="dxa" w:w="2600"/>
+            <w:shd w:fill="F2F2F2" w:val="clear"/>
+          </w:tcPr>
+          <w:p>
+            <w:r>
+              <w:rPr>
+                <w:b/>
+                <w:bCs/>
+                <w:sz w:val="18"/>
+                <w:szCs w:val="18"/>
+              </w:rPr>
+              <w:t xml:space="preserve">Commitment</w:t>
+            </w:r>
+          </w:p>
+        </w:tc>
+        <w:tc>
+          <w:tcPr>
+            <w:tcW w:type="dxa" w:w="2400"/>
+            <w:shd w:fill="F2F2F2" w:val="clear"/>
+          </w:tcPr>
+          <w:p>
+            <w:r>
+              <w:rPr>
+                <w:b/>
+                <w:bCs/>
+                <w:sz w:val="18"/>
+                <w:szCs w:val="18"/>
+              </w:rPr>
+              <w:t xml:space="preserve">Specifics</w:t>
+            </w:r>
+          </w:p>
+        </w:tc>
+        <w:tc>
+          <w:tcPr>
+            <w:tcW w:type="dxa" w:w="900"/>
+            <w:shd w:fill="F2F2F2" w:val="clear"/>
+          </w:tcPr>
+          <w:p>
+            <w:r>
+              <w:rPr>
+                <w:b/>
+                <w:bCs/>
+                <w:sz w:val="18"/>
+                <w:szCs w:val="18"/>
+              </w:rPr>
+              <w:t xml:space="preserve">By when</w:t>
+            </w:r>
+          </w:p>
+        </w:tc>
+        <w:tc>
+          <w:tcPr>
+            <w:tcW w:type="dxa" w:w="1200"/>
+            <w:shd w:fill="F2F2F2" w:val="clear"/>
+          </w:tcPr>
+          <w:p>
+            <w:r>
+              <w:rPr>
+                <w:b/>
+                <w:bCs/>
+                <w:sz w:val="18"/>
+                <w:szCs w:val="18"/>
+              </w:rPr>
+              <w:t xml:space="preserve">Stage</w:t>
+            </w:r>
+          </w:p>
+        </w:tc>
+        <w:tc>
+          <w:tcPr>
+            <w:tcW w:type="dxa" w:w="800"/>
+            <w:shd w:fill="F2F2F2" w:val="clear"/>
+          </w:tcPr>
+          <w:p>
+            <w:r>
+              <w:rPr>
+                <w:b/>
+                <w:bCs/>
+                <w:sz w:val="18"/>
+                <w:szCs w:val="18"/>
+              </w:rPr>
+              <w:t xml:space="preserve">Thesis-critical</w:t>
+            </w:r>
+          </w:p>
+        </w:tc>
+      </w:tr>
+      <w:tr>
+        <w:tc>
+          <w:tcPr>
+            <w:tcW w:type="dxa" w:w="1100"/>
+          </w:tcPr>
+          <w:p>
+            <w:r>
+              <w:rPr>
+                <w:b w:val="false"/>
+                <w:bCs w:val="false"/>
+                <w:sz w:val="18"/>
+                <w:szCs w:val="18"/>
+              </w:rPr>
+              <w:t xml:space="preserve">orders</w:t>
+            </w:r>
+          </w:p>
+        </w:tc>
+        <w:tc>
+          <w:tcPr>
+            <w:tcW w:type="dxa" w:w="2600"/>
+          </w:tcPr>
+          <w:p>
+            <w:r>
+              <w:rPr>
+                <w:b w:val="false"/>
+                <w:bCs w:val="false"/>
+                <w:sz w:val="18"/>
+                <w:szCs w:val="18"/>
+              </w:rPr>
+              <w:t xml:space="preserve">Wholesale order bookings from national retail chains</w:t>
+            </w:r>
+          </w:p>
+        </w:tc>
+        <w:tc>
+          <w:tcPr>
+            <w:tcW w:type="dxa" w:w="2400"/>
+          </w:tcPr>
+          <w:p>
+            <w:r>
+              <w:rPr>
+                <w:b w:val="false"/>
+                <w:bCs w:val="false"/>
+                <w:sz w:val="18"/>
+                <w:szCs w:val="18"/>
+              </w:rPr>
+              <w:t xml:space="preserve">strong Q1 FY27 corporate order bookings; Titan strategic vendor plus Malabar/Joyalukkas/Senco</w:t>
+            </w:r>
+          </w:p>
+        </w:tc>
+        <w:tc>
+          <w:tcPr>
+            <w:tcW w:type="dxa" w:w="900"/>
+          </w:tcPr>
+          <w:p>
+            <w:r>
+              <w:rPr>
+                <w:b w:val="false"/>
+                <w:bCs w:val="false"/>
+                <w:sz w:val="18"/>
+                <w:szCs w:val="18"/>
+              </w:rPr>
+              <w:t xml:space="preserve">6M</w:t>
+            </w:r>
+          </w:p>
+        </w:tc>
+        <w:tc>
+          <w:tcPr>
+            <w:tcW w:type="dxa" w:w="1200"/>
+          </w:tcPr>
+          <w:p>
+            <w:r>
+              <w:rPr>
+                <w:b w:val="false"/>
+                <w:bCs w:val="false"/>
+                <w:sz w:val="18"/>
+                <w:szCs w:val="18"/>
+              </w:rPr>
+              <w:t xml:space="preserve">commercial</w:t>
+            </w:r>
+          </w:p>
+        </w:tc>
+        <w:tc>
+          <w:tcPr>
+            <w:tcW w:type="dxa" w:w="800"/>
+          </w:tcPr>
+          <w:p>
+            <w:r>
+              <w:rPr>
+                <w:b w:val="false"/>
+                <w:bCs w:val="false"/>
+                <w:sz w:val="18"/>
+                <w:szCs w:val="18"/>
+              </w:rPr>
+              <w:t xml:space="preserve">yes</w:t>
+            </w:r>
+          </w:p>
+        </w:tc>
+      </w:tr>
+      <w:tr>
+        <w:tc>
+          <w:tcPr>
+            <w:tcW w:type="dxa" w:w="1100"/>
+          </w:tcPr>
+          <w:p>
+            <w:r>
+              <w:rPr>
+                <w:b w:val="false"/>
+                <w:bCs w:val="false"/>
+                <w:sz w:val="18"/>
+                <w:szCs w:val="18"/>
+              </w:rPr>
+              <w:t xml:space="preserve">new_business</w:t>
+            </w:r>
+          </w:p>
+        </w:tc>
+        <w:tc>
+          <w:tcPr>
+            <w:tcW w:type="dxa" w:w="2600"/>
+          </w:tcPr>
+          <w:p>
+            <w:r>
+              <w:rPr>
+                <w:b w:val="false"/>
+                <w:bCs w:val="false"/>
+                <w:sz w:val="18"/>
+                <w:szCs w:val="18"/>
+              </w:rPr>
+              <w:t xml:space="preserve">Own-brand large-format retail rollout in Gujarat</w:t>
+            </w:r>
+          </w:p>
+        </w:tc>
+        <w:tc>
+          <w:tcPr>
+            <w:tcW w:type="dxa" w:w="2400"/>
+          </w:tcPr>
+          <w:p>
+            <w:r>
+              <w:rPr>
+                <w:b w:val="false"/>
+                <w:bCs w:val="false"/>
+                <w:sz w:val="18"/>
+                <w:szCs w:val="18"/>
+              </w:rPr>
+              <w:t xml:space="preserve">4 stores FY27 (Surat, Rajkot, Maninagar, Gandhinagar); 7 showrooms over 2 years; 50:50 B2B:B2C revenue mix targeted within 2 years</w:t>
+            </w:r>
+          </w:p>
+        </w:tc>
+        <w:tc>
+          <w:tcPr>
+            <w:tcW w:type="dxa" w:w="900"/>
+          </w:tcPr>
+          <w:p>
+            <w:r>
+              <w:rPr>
+                <w:b w:val="false"/>
+                <w:bCs w:val="false"/>
+                <w:sz w:val="18"/>
+                <w:szCs w:val="18"/>
+              </w:rPr>
+              <w:t xml:space="preserve">FY27</w:t>
+            </w:r>
+          </w:p>
+        </w:tc>
+        <w:tc>
+          <w:tcPr>
+            <w:tcW w:type="dxa" w:w="1200"/>
+          </w:tcPr>
+          <w:p>
+            <w:r>
+              <w:rPr>
+                <w:b w:val="false"/>
+                <w:bCs w:val="false"/>
+                <w:sz w:val="18"/>
+                <w:szCs w:val="18"/>
+              </w:rPr>
+              <w:t xml:space="preserve">action</w:t>
+            </w:r>
+          </w:p>
+        </w:tc>
+        <w:tc>
+          <w:tcPr>
+            <w:tcW w:type="dxa" w:w="800"/>
+          </w:tcPr>
+          <w:p>
+            <w:r>
+              <w:rPr>
+                <w:b w:val="false"/>
+                <w:bCs w:val="false"/>
+                <w:sz w:val="18"/>
+                <w:szCs w:val="18"/>
+              </w:rPr>
+              <w:t xml:space="preserve">yes</w:t>
+            </w:r>
+          </w:p>
+        </w:tc>
+      </w:tr>
+      <w:tr>
+        <w:tc>
+          <w:tcPr>
+            <w:tcW w:type="dxa" w:w="1100"/>
+          </w:tcPr>
+          <w:p>
+            <w:r>
+              <w:rPr>
+                <w:b w:val="false"/>
+                <w:bCs w:val="false"/>
+                <w:sz w:val="18"/>
+                <w:szCs w:val="18"/>
+              </w:rPr>
+              <w:t xml:space="preserve">balance_sheet</w:t>
+            </w:r>
+          </w:p>
+        </w:tc>
+        <w:tc>
+          <w:tcPr>
+            <w:tcW w:type="dxa" w:w="2600"/>
+          </w:tcPr>
+          <w:p>
+            <w:r>
+              <w:rPr>
+                <w:b w:val="false"/>
+                <w:bCs w:val="false"/>
+                <w:sz w:val="18"/>
+                <w:szCs w:val="18"/>
+              </w:rPr>
+              <w:t xml:space="preserve">Gold-metal-loan strategy to hedge inventory and cut interest cost</w:t>
+            </w:r>
+          </w:p>
+        </w:tc>
+        <w:tc>
+          <w:tcPr>
+            <w:tcW w:type="dxa" w:w="2400"/>
+          </w:tcPr>
+          <w:p>
+            <w:r>
+              <w:rPr>
+                <w:b w:val="false"/>
+                <w:bCs w:val="false"/>
+                <w:sz w:val="18"/>
+                <w:szCs w:val="18"/>
+              </w:rPr>
+              <w:t xml:space="preserve">Rs 300 Cr GML facility sanctioned at 3-3.5%; D/E target 0.8 by year-end</w:t>
+            </w:r>
+          </w:p>
+        </w:tc>
+        <w:tc>
+          <w:tcPr>
+            <w:tcW w:type="dxa" w:w="900"/>
+          </w:tcPr>
+          <w:p>
+            <w:r>
+              <w:rPr>
+                <w:b w:val="false"/>
+                <w:bCs w:val="false"/>
+                <w:sz w:val="18"/>
+                <w:szCs w:val="18"/>
+              </w:rPr>
+              <w:t xml:space="preserve">FY27</w:t>
+            </w:r>
+          </w:p>
+        </w:tc>
+        <w:tc>
+          <w:tcPr>
+            <w:tcW w:type="dxa" w:w="1200"/>
+          </w:tcPr>
+          <w:p>
+            <w:r>
+              <w:rPr>
+                <w:b w:val="false"/>
+                <w:bCs w:val="false"/>
+                <w:sz w:val="18"/>
+                <w:szCs w:val="18"/>
+              </w:rPr>
+              <w:t xml:space="preserve">action</w:t>
+            </w:r>
+          </w:p>
+        </w:tc>
+        <w:tc>
+          <w:tcPr>
+            <w:tcW w:type="dxa" w:w="800"/>
+          </w:tcPr>
+          <w:p>
+            <w:r>
+              <w:rPr>
+                <w:b w:val="false"/>
+                <w:bCs w:val="false"/>
+                <w:sz w:val="18"/>
+                <w:szCs w:val="18"/>
+              </w:rPr>
+              <w:t xml:space="preserve">yes</w:t>
+            </w:r>
+          </w:p>
+        </w:tc>
+      </w:tr>
+      <w:tr>
+        <w:tc>
+          <w:tcPr>
+            <w:tcW w:type="dxa" w:w="1100"/>
+          </w:tcPr>
+          <w:p>
+            <w:r>
+              <w:rPr>
+                <w:b w:val="false"/>
+                <w:bCs w:val="false"/>
+                <w:sz w:val="18"/>
+                <w:szCs w:val="18"/>
+              </w:rPr>
+              <w:t xml:space="preserve">margin</w:t>
+            </w:r>
+          </w:p>
+        </w:tc>
+        <w:tc>
+          <w:tcPr>
+            <w:tcW w:type="dxa" w:w="2600"/>
+          </w:tcPr>
+          <w:p>
+            <w:r>
+              <w:rPr>
+                <w:b w:val="false"/>
+                <w:bCs w:val="false"/>
+                <w:sz w:val="18"/>
+                <w:szCs w:val="18"/>
+              </w:rPr>
+              <w:t xml:space="preserve">Shift 18-carat product mix to ~20%</w:t>
+            </w:r>
+          </w:p>
+        </w:tc>
+        <w:tc>
+          <w:tcPr>
+            <w:tcW w:type="dxa" w:w="2400"/>
+          </w:tcPr>
+          <w:p>
+            <w:r>
+              <w:rPr>
+                <w:b w:val="false"/>
+                <w:bCs w:val="false"/>
+                <w:sz w:val="18"/>
+                <w:szCs w:val="18"/>
+              </w:rPr>
+              <w:t xml:space="preserve">18k mix to 20% by year-end for better realisation</w:t>
+            </w:r>
+          </w:p>
+        </w:tc>
+        <w:tc>
+          <w:tcPr>
+            <w:tcW w:type="dxa" w:w="900"/>
+          </w:tcPr>
+          <w:p>
+            <w:r>
+              <w:rPr>
+                <w:b w:val="false"/>
+                <w:bCs w:val="false"/>
+                <w:sz w:val="18"/>
+                <w:szCs w:val="18"/>
+              </w:rPr>
+              <w:t xml:space="preserve">6M</w:t>
+            </w:r>
+          </w:p>
+        </w:tc>
+        <w:tc>
+          <w:tcPr>
+            <w:tcW w:type="dxa" w:w="1200"/>
+          </w:tcPr>
+          <w:p>
+            <w:r>
+              <w:rPr>
+                <w:b w:val="false"/>
+                <w:bCs w:val="false"/>
+                <w:sz w:val="18"/>
+                <w:szCs w:val="18"/>
+              </w:rPr>
+              <w:t xml:space="preserve">expectation</w:t>
+            </w:r>
+          </w:p>
+        </w:tc>
+        <w:tc>
+          <w:tcPr>
+            <w:tcW w:type="dxa" w:w="800"/>
+          </w:tcPr>
+          <w:p>
+            <w:r>
+              <w:rPr>
+                <w:b w:val="false"/>
+                <w:bCs w:val="false"/>
+                <w:sz w:val="18"/>
+                <w:szCs w:val="18"/>
+              </w:rPr>
+              <w:t xml:space="preserve"/>
+            </w:r>
+          </w:p>
+        </w:tc>
+      </w:tr>
+    </w:tbl>
+    <w:p>
+      <w:pPr>
+        <w:spacing w:after="60" w:before="120"/>
+      </w:pPr>
+      <w:r>
+        <w:rPr>
+          <w:b/>
+          <w:bCs/>
+          <w:sz w:val="20"/>
+          <w:szCs w:val="20"/>
+        </w:rPr>
+        <w:t xml:space="preserve">Earnings chain: </w:t>
+      </w:r>
+      <w:r>
+        <w:rPr>
+          <w:b w:val="false"/>
+          <w:bCs w:val="false"/>
+          <w:sz w:val="20"/>
+          <w:szCs w:val="20"/>
+        </w:rPr>
+        <w:t xml:space="preserve">retail store rollout + wholesale order bookings</w:t>
+      </w:r>
+      <w:r>
+        <w:rPr>
+          <w:color w:val="666666"/>
+          <w:sz w:val="20"/>
+          <w:szCs w:val="20"/>
+        </w:rPr>
+        <w:t xml:space="preserve"> → </w:t>
+      </w:r>
+      <w:r>
+        <w:rPr>
+          <w:b w:val="false"/>
+          <w:bCs w:val="false"/>
+          <w:sz w:val="20"/>
+          <w:szCs w:val="20"/>
+        </w:rPr>
+        <w:t xml:space="preserve">revenue growth (retail + wholesale)</w:t>
+      </w:r>
+      <w:r>
+        <w:rPr>
+          <w:color w:val="666666"/>
+          <w:sz w:val="20"/>
+          <w:szCs w:val="20"/>
+        </w:rPr>
+        <w:t xml:space="preserve"> → </w:t>
+      </w:r>
+      <w:r>
+        <w:rPr>
+          <w:b w:val="false"/>
+          <w:bCs w:val="false"/>
+          <w:sz w:val="20"/>
+          <w:szCs w:val="20"/>
+        </w:rPr>
+        <w:t xml:space="preserve">mix shift to higher-margin B2C + 18-carat</w:t>
+      </w:r>
+      <w:r>
+        <w:rPr>
+          <w:color w:val="666666"/>
+          <w:sz w:val="20"/>
+          <w:szCs w:val="20"/>
+        </w:rPr>
+        <w:t xml:space="preserve"> → </w:t>
+      </w:r>
+      <w:r>
+        <w:rPr>
+          <w:b w:val="false"/>
+          <w:bCs w:val="false"/>
+          <w:sz w:val="20"/>
+          <w:szCs w:val="20"/>
+        </w:rPr>
+        <w:t xml:space="preserve">EBITDA margin held ~15-16% once stores mature</w:t>
+      </w:r>
+      <w:r>
+        <w:rPr>
+          <w:color w:val="666666"/>
+          <w:sz w:val="20"/>
+          <w:szCs w:val="20"/>
+        </w:rPr>
+        <w:t xml:space="preserve"> → </w:t>
+      </w:r>
+      <w:r>
+        <w:rPr>
+          <w:b w:val="false"/>
+          <w:bCs w:val="false"/>
+          <w:sz w:val="20"/>
+          <w:szCs w:val="20"/>
+        </w:rPr>
+        <w:t xml:space="preserve">GML replaces costly working-capital debt -&gt; lower interest, positive operating cash flow</w:t>
+      </w:r>
+      <w:r>
+        <w:rPr>
+          <w:color w:val="666666"/>
+          <w:sz w:val="20"/>
+          <w:szCs w:val="20"/>
+        </w:rPr>
+        <w:t xml:space="preserve"> → </w:t>
+      </w:r>
+      <w:r>
+        <w:rPr>
+          <w:b w:val="false"/>
+          <w:bCs w:val="false"/>
+          <w:sz w:val="20"/>
+          <w:szCs w:val="20"/>
+        </w:rPr>
+        <w:t xml:space="preserve">PAT + improved cash conversion</w:t>
+      </w:r>
+    </w:p>
+    <w:p>
+      <w:pPr>
+        <w:spacing w:after="120"/>
+      </w:pPr>
+      <w:r>
+        <w:rPr>
+          <w:color w:val="666666"/>
+          <w:sz w:val="18"/>
+          <w:szCs w:val="18"/>
+        </w:rPr>
+        <w:t xml:space="preserve">Bottleneck link: retail store execution + turning operating cash flow positive via GML.</w:t>
+      </w:r>
+    </w:p>
+    <w:p>
+      <w:pPr>
+        <w:spacing w:after="120"/>
+      </w:pPr>
+      <w:r>
+        <w:rPr>
+          <w:color w:val="666666"/>
+          <w:sz w:val="18"/>
+          <w:szCs w:val="18"/>
+        </w:rPr>
+        <w:t xml:space="preserve">Operating leverage: unclear — Q1 FY27 revenue +60% but EBITDA margin -160bps on pre-opening costs; leverage should appear only as stores mature</w:t>
+      </w:r>
+    </w:p>
+    <w:p>
+      <w:pPr>
+        <w:spacing w:after="120"/>
+      </w:pPr>
+      <w:r>
+        <w:rPr>
+          <w:color w:val="666666"/>
+          <w:sz w:val="18"/>
+          <w:szCs w:val="18"/>
+        </w:rPr>
+        <w:t xml:space="preserve">Evidenced: wholesale order bookings; revenue growth (retail + wholesale). Still assumed: mix shift to higher-margin B2C + 18-carat; EBITDA margin held ~15-16% once stores mature; GML replaces costly working-capital debt -&gt; lower interest, positive operating cash flow; PAT + improved cash conversion.</w:t>
+      </w:r>
+    </w:p>
+    <w:p>
+      <w:pPr>
+        <w:spacing w:after="120"/>
+      </w:pPr>
+      <w:r>
+        <w:rPr>
+          <w:b/>
+          <w:bCs/>
+          <w:sz w:val="20"/>
+          <w:szCs w:val="20"/>
+        </w:rPr>
+        <w:t xml:space="preserve">Market expectation vs. our path:</w:t>
+      </w:r>
+    </w:p>
+    <w:tbl>
+      <w:tblPr>
+        <w:tblW w:type="dxa" w:w="9000"/>
+        <w:tblBorders>
+          <w:top w:val="single" w:color="auto" w:sz="4"/>
+          <w:left w:val="single" w:color="auto" w:sz="4"/>
+          <w:bottom w:val="single" w:color="auto" w:sz="4"/>
+          <w:right w:val="single" w:color="auto" w:sz="4"/>
+          <w:insideH w:val="single" w:color="auto" w:sz="4"/>
+          <w:insideV w:val="single" w:color="auto" w:sz="4"/>
+        </w:tblBorders>
+      </w:tblPr>
+      <w:tblGrid>
+        <w:gridCol w:w="3200"/>
+        <w:gridCol w:w="5800"/>
+      </w:tblGrid>
+      <w:tr>
+        <w:tc>
+          <w:tcPr>
+            <w:tcW w:type="dxa" w:w="3200"/>
+            <w:shd w:fill="F2F2F2" w:val="clear"/>
+          </w:tcPr>
+          <w:p>
+            <w:r>
+              <w:rPr>
+                <w:b/>
+                <w:bCs/>
+              </w:rPr>
+              <w:t xml:space="preserve">As of</w:t>
+            </w:r>
+          </w:p>
+        </w:tc>
+        <w:tc>
+          <w:tcPr>
+            <w:tcW w:type="dxa" w:w="5800"/>
+          </w:tcPr>
+          <w:p>
+            <w:r>
+              <w:t xml:space="preserve">2026-09-08</w:t>
+            </w:r>
+          </w:p>
+        </w:tc>
+      </w:tr>
+      <w:tr>
+        <w:tc>
+          <w:tcPr>
+            <w:tcW w:type="dxa" w:w="3200"/>
+            <w:shd w:fill="F2F2F2" w:val="clear"/>
+          </w:tcPr>
+          <w:p>
+            <w:r>
+              <w:rPr>
+                <w:b/>
+                <w:bCs/>
+              </w:rPr>
+              <w:t xml:space="preserve">Price / multiple</w:t>
+            </w:r>
+          </w:p>
+        </w:tc>
+        <w:tc>
+          <w:tcPr>
+            <w:tcW w:type="dxa" w:w="5800"/>
+          </w:tcPr>
+          <w:p>
+            <w:r>
+              <w:t xml:space="preserve">Rs 197 · 14x P/E</w:t>
+            </w:r>
+          </w:p>
+        </w:tc>
+      </w:tr>
+      <w:tr>
+        <w:tc>
+          <w:tcPr>
+            <w:tcW w:type="dxa" w:w="3200"/>
+            <w:shd w:fill="F2F2F2" w:val="clear"/>
+          </w:tcPr>
+          <w:p>
+            <w:r>
+              <w:rPr>
+                <w:b/>
+                <w:bCs/>
+              </w:rPr>
+              <w:t xml:space="preserve">Right valuation lens</w:t>
+            </w:r>
+          </w:p>
+        </w:tc>
+        <w:tc>
+          <w:tcPr>
+            <w:tcW w:type="dxa" w:w="5800"/>
+          </w:tcPr>
+          <w:p>
+            <w:r>
+              <w:t xml:space="preserve">P/E</w:t>
+            </w:r>
+          </w:p>
+        </w:tc>
+      </w:tr>
+      <w:tr>
+        <w:tc>
+          <w:tcPr>
+            <w:tcW w:type="dxa" w:w="3200"/>
+            <w:shd w:fill="F2F2F2" w:val="clear"/>
+          </w:tcPr>
+          <w:p>
+            <w:r>
+              <w:rPr>
+                <w:b/>
+                <w:bCs/>
+              </w:rPr>
+              <w:t xml:space="preserve">Price implies</w:t>
+            </w:r>
+          </w:p>
+        </w:tc>
+        <w:tc>
+          <w:tcPr>
+            <w:tcW w:type="dxa" w:w="5800"/>
+          </w:tcPr>
+          <w:p>
+            <w:r>
+              <w:t xml:space="preserve">~14x trailing implies only ~12-15% EPS CAGR FY26-28 against an ~18x steady-retail-jeweller exit multiple — the market is pricing modest growth, well below the ~30-40% recent run-rate</w:t>
+            </w:r>
+          </w:p>
+        </w:tc>
+      </w:tr>
+      <w:tr>
+        <w:tc>
+          <w:tcPr>
+            <w:tcW w:type="dxa" w:w="3200"/>
+            <w:shd w:fill="F2F2F2" w:val="clear"/>
+          </w:tcPr>
+          <w:p>
+            <w:r>
+              <w:rPr>
+                <w:b/>
+                <w:bCs/>
+              </w:rPr>
+              <w:t xml:space="preserve">Our FY27</w:t>
+            </w:r>
+          </w:p>
+        </w:tc>
+        <w:tc>
+          <w:tcPr>
+            <w:tcW w:type="dxa" w:w="5800"/>
+          </w:tcPr>
+          <w:p>
+            <w:r>
+              <w:t xml:space="preserve">revenue +35-45% YoY (retail ramp + wholesale), EBITDA margin ~14-15% (store pre-opening drag), PAT +25-30%</w:t>
+            </w:r>
+          </w:p>
+        </w:tc>
+      </w:tr>
+      <w:tr>
+        <w:tc>
+          <w:tcPr>
+            <w:tcW w:type="dxa" w:w="3200"/>
+            <w:shd w:fill="F2F2F2" w:val="clear"/>
+          </w:tcPr>
+          <w:p>
+            <w:r>
+              <w:rPr>
+                <w:b/>
+                <w:bCs/>
+              </w:rPr>
+              <w:t xml:space="preserve">Our FY28</w:t>
+            </w:r>
+          </w:p>
+        </w:tc>
+        <w:tc>
+          <w:tcPr>
+            <w:tcW w:type="dxa" w:w="5800"/>
+          </w:tcPr>
+          <w:p>
+            <w:r>
+              <w:t xml:space="preserve">second leg as FY27 stores mature and GML lowers interest cost; PAT +25-35% and operating cash flow turning positive</w:t>
+            </w:r>
+          </w:p>
+        </w:tc>
+      </w:tr>
+      <w:tr>
+        <w:tc>
+          <w:tcPr>
+            <w:tcW w:type="dxa" w:w="3200"/>
+            <w:shd w:fill="F2F2F2" w:val="clear"/>
+          </w:tcPr>
+          <w:p>
+            <w:r>
+              <w:rPr>
+                <w:b/>
+                <w:bCs/>
+              </w:rPr>
+              <w:t xml:space="preserve">Gap direction</w:t>
+            </w:r>
+          </w:p>
+        </w:tc>
+        <w:tc>
+          <w:tcPr>
+            <w:tcW w:type="dxa" w:w="5800"/>
+          </w:tcPr>
+          <w:p>
+            <w:r>
+              <w:t xml:space="preserve">underestimated</w:t>
+            </w:r>
+          </w:p>
+        </w:tc>
+      </w:tr>
+      <w:tr>
+        <w:tc>
+          <w:tcPr>
+            <w:tcW w:type="dxa" w:w="3200"/>
+            <w:shd w:fill="F2F2F2" w:val="clear"/>
+          </w:tcPr>
+          <w:p>
+            <w:r>
+              <w:rPr>
+                <w:b/>
+                <w:bCs/>
+              </w:rPr>
+              <w:t xml:space="preserve">Gap type</w:t>
+            </w:r>
+          </w:p>
+        </w:tc>
+        <w:tc>
+          <w:tcPr>
+            <w:tcW w:type="dxa" w:w="5800"/>
+          </w:tcPr>
+          <w:p>
+            <w:r>
+              <w:t xml:space="preserve">new_business</w:t>
+            </w:r>
+          </w:p>
+        </w:tc>
+      </w:tr>
+      <w:tr>
+        <w:tc>
+          <w:tcPr>
+            <w:tcW w:type="dxa" w:w="3200"/>
+            <w:shd w:fill="F2F2F2" w:val="clear"/>
+          </w:tcPr>
+          <w:p>
+            <w:r>
+              <w:rPr>
+                <w:b/>
+                <w:bCs/>
+              </w:rPr>
+              <w:t xml:space="preserve">Gap magnitude</w:t>
+            </w:r>
+          </w:p>
+        </w:tc>
+        <w:tc>
+          <w:tcPr>
+            <w:tcW w:type="dxa" w:w="5800"/>
+          </w:tcPr>
+          <w:p>
+            <w:r>
+              <w:t xml:space="preserve">35% (our FY28 PAT vs implied)</w:t>
+            </w:r>
+          </w:p>
+        </w:tc>
+      </w:tr>
+      <w:tr>
+        <w:tc>
+          <w:tcPr>
+            <w:tcW w:type="dxa" w:w="3200"/>
+            <w:shd w:fill="F2F2F2" w:val="clear"/>
+          </w:tcPr>
+          <w:p>
+            <w:r>
+              <w:rPr>
+                <w:b/>
+                <w:bCs/>
+              </w:rPr>
+              <w:t xml:space="preserve">Gap basis</w:t>
+            </w:r>
+          </w:p>
+        </w:tc>
+        <w:tc>
+          <w:tcPr>
+            <w:tcW w:type="dxa" w:w="5800"/>
+          </w:tcPr>
+          <w:p>
+            <w:r>
+              <w:t xml:space="preserve">our FY28 PAT path sits ~35% above what a ~14x multiple with ~13% implied growth requires; the gap is the own-store B2C format scaling plus GML-driven finance-cost reduction, neither yet in the numbers</w:t>
+            </w:r>
+          </w:p>
+        </w:tc>
+      </w:tr>
+      <w:tr>
+        <w:tc>
+          <w:tcPr>
+            <w:tcW w:type="dxa" w:w="3200"/>
+            <w:shd w:fill="F2F2F2" w:val="clear"/>
+          </w:tcPr>
+          <w:p>
+            <w:r>
+              <w:rPr>
+                <w:b/>
+                <w:bCs/>
+              </w:rPr>
+              <w:t xml:space="preserve">Evidence quality</w:t>
+            </w:r>
+          </w:p>
+        </w:tc>
+        <w:tc>
+          <w:tcPr>
+            <w:tcW w:type="dxa" w:w="5800"/>
+          </w:tcPr>
+          <w:p>
+            <w:r>
+              <w:t xml:space="preserve">moderate</w:t>
+            </w:r>
+          </w:p>
+        </w:tc>
+      </w:tr>
+    </w:tbl>
+    <w:p>
+      <w:pPr>
+        <w:spacing w:after="120"/>
+      </w:pPr>
+      <w:r>
+        <w:rPr>
+          <w:i/>
+          <w:iCs/>
+          <w:color w:val="666666"/>
+          <w:sz w:val="16"/>
+          <w:szCs w:val="16"/>
+        </w:rPr>
+        <w:t xml:space="preserve">no broker consensus; implied path is a reverse-P/E estimate + screener.in forward figures + VP thread view</w:t>
+      </w:r>
+    </w:p>
+    <w:p>
+      <w:pPr>
+        <w:spacing w:after="120" w:before="120"/>
+      </w:pPr>
+      <w:r>
+        <w:rPr>
+          <w:b/>
+          <w:bCs/>
+          <w:sz w:val="20"/>
+          <w:szCs w:val="20"/>
+        </w:rPr>
+        <w:t xml:space="preserve">Catalyst: </w:t>
+      </w:r>
+      <w:r>
+        <w:rPr>
+          <w:sz w:val="20"/>
+          <w:szCs w:val="20"/>
+        </w:rPr>
+        <w:t xml:space="preserve">First FY27 own-stores (Surat, Rajkot) opening + a quarterly print showing retail ramp and operating cash flow turning positive under the GML strategy</w:t>
+      </w:r>
+      <w:r>
+        <w:rPr>
+          <w:color w:val="666666"/>
+          <w:sz w:val="18"/>
+          <w:szCs w:val="18"/>
+        </w:rPr>
+        <w:t xml:space="preserve"> (window ~9M from 2026-09-08; dated; evidence med; pending)</w:t>
       </w:r>
     </w:p>
     <w:p>
@@ -314,15 +1869,727 @@
         <w:spacing w:after="120" w:before="280"/>
       </w:pPr>
       <w:r>
-        <w:t xml:space="preserve">BSE Corporate Actions / Other Red Flags</w:t>
-      </w:r>
-    </w:p>
-    <w:p>
-      <w:pPr>
-        <w:spacing w:after="120"/>
-      </w:pPr>
-      <w:r>
-        <w:t xml:space="preserve">No SEBI/fraud order; no going-concern issue found. No red_flag_tier.</w:t>
+        <w:t xml:space="preserve">Ishmohit-Lens Checks (value chain · earnings quality · growth trajectory · management · quality metrics · track record · global-signal check)</w:t>
+      </w:r>
+    </w:p>
+    <w:p>
+      <w:pPr>
+        <w:spacing w:after="120"/>
+      </w:pPr>
+      <w:r>
+        <w:rPr>
+          <w:i/>
+          <w:iCs/>
+          <w:color w:val="666666"/>
+          <w:sz w:val="18"/>
+          <w:szCs w:val="18"/>
+        </w:rPr>
+        <w:t xml:space="preserve">Extra checks drawn from @ishmohit1 / SOIC methodology (playbook/ishmohit-soic-style.md): where the company sits in its value chain and what the supply side is doing, whether a margin/PAT inflection is structural or a cyclical peak, the rate-of-change of growth vs. what the multiple demands, and management quality as a positive attribute.</w:t>
+      </w:r>
+    </w:p>
+    <w:p>
+      <w:pPr>
+        <w:spacing w:after="120"/>
+      </w:pPr>
+      <w:r>
+        <w:rPr>
+          <w:b/>
+          <w:bCs/>
+          <w:sz w:val="20"/>
+          <w:szCs w:val="20"/>
+        </w:rPr>
+        <w:t xml:space="preserve">Value chain &amp; supply side:</w:t>
+      </w:r>
+    </w:p>
+    <w:tbl>
+      <w:tblPr>
+        <w:tblW w:type="dxa" w:w="9000"/>
+        <w:tblBorders>
+          <w:top w:val="single" w:color="auto" w:sz="4"/>
+          <w:left w:val="single" w:color="auto" w:sz="4"/>
+          <w:bottom w:val="single" w:color="auto" w:sz="4"/>
+          <w:right w:val="single" w:color="auto" w:sz="4"/>
+          <w:insideH w:val="single" w:color="auto" w:sz="4"/>
+          <w:insideV w:val="single" w:color="auto" w:sz="4"/>
+        </w:tblBorders>
+      </w:tblPr>
+      <w:tblGrid>
+        <w:gridCol w:w="3200"/>
+        <w:gridCol w:w="5800"/>
+      </w:tblGrid>
+      <w:tr>
+        <w:tc>
+          <w:tcPr>
+            <w:tcW w:type="dxa" w:w="3200"/>
+            <w:shd w:fill="F2F2F2" w:val="clear"/>
+          </w:tcPr>
+          <w:p>
+            <w:r>
+              <w:rPr>
+                <w:b/>
+                <w:bCs/>
+              </w:rPr>
+              <w:t xml:space="preserve">Theme</w:t>
+            </w:r>
+          </w:p>
+        </w:tc>
+        <w:tc>
+          <w:tcPr>
+            <w:tcW w:type="dxa" w:w="5800"/>
+          </w:tcPr>
+          <w:p>
+            <w:r>
+              <w:t xml:space="preserve">branded jewellery retail + B2B antique/bridal gold manufacturing</w:t>
+            </w:r>
+          </w:p>
+        </w:tc>
+      </w:tr>
+      <w:tr>
+        <w:tc>
+          <w:tcPr>
+            <w:tcW w:type="dxa" w:w="3200"/>
+            <w:shd w:fill="F2F2F2" w:val="clear"/>
+          </w:tcPr>
+          <w:p>
+            <w:r>
+              <w:rPr>
+                <w:b/>
+                <w:bCs/>
+              </w:rPr>
+              <w:t xml:space="preserve">This company's position</w:t>
+            </w:r>
+          </w:p>
+        </w:tc>
+        <w:tc>
+          <w:tcPr>
+            <w:tcW w:type="dxa" w:w="5800"/>
+          </w:tcPr>
+          <w:p>
+            <w:r>
+              <w:t xml:space="preserve">B2B job-work/wholesale to national chains (Titan strategic vendor; Malabar, Joyalukkas, Senco, PN Gadgil) plus an emerging own-brand B2C retail footprint in Gujarat</w:t>
+            </w:r>
+          </w:p>
+        </w:tc>
+      </w:tr>
+      <w:tr>
+        <w:tc>
+          <w:tcPr>
+            <w:tcW w:type="dxa" w:w="3200"/>
+            <w:shd w:fill="F2F2F2" w:val="clear"/>
+          </w:tcPr>
+          <w:p>
+            <w:r>
+              <w:rPr>
+                <w:b/>
+                <w:bCs/>
+              </w:rPr>
+              <w:t xml:space="preserve">Bottleneck node (pricing power)</w:t>
+            </w:r>
+          </w:p>
+        </w:tc>
+        <w:tc>
+          <w:tcPr>
+            <w:tcW w:type="dxa" w:w="5800"/>
+          </w:tcPr>
+          <w:p>
+            <w:r>
+              <w:t xml:space="preserve">design/craftsmanship capacity (~250 artisans) and gold working-capital funding</w:t>
+            </w:r>
+          </w:p>
+        </w:tc>
+      </w:tr>
+      <w:tr>
+        <w:tc>
+          <w:tcPr>
+            <w:tcW w:type="dxa" w:w="3200"/>
+            <w:shd w:fill="F2F2F2" w:val="clear"/>
+          </w:tcPr>
+          <w:p>
+            <w:r>
+              <w:rPr>
+                <w:b/>
+                <w:bCs/>
+              </w:rPr>
+              <w:t xml:space="preserve">Supply-side status</w:t>
+            </w:r>
+          </w:p>
+        </w:tc>
+        <w:tc>
+          <w:tcPr>
+            <w:tcW w:type="dxa" w:w="5800"/>
+          </w:tcPr>
+          <w:p>
+            <w:r>
+              <w:t xml:space="preserve">balanced</w:t>
+            </w:r>
+          </w:p>
+        </w:tc>
+      </w:tr>
+      <w:tr>
+        <w:tc>
+          <w:tcPr>
+            <w:tcW w:type="dxa" w:w="3200"/>
+            <w:shd w:fill="F2F2F2" w:val="clear"/>
+          </w:tcPr>
+          <w:p>
+            <w:r>
+              <w:rPr>
+                <w:b/>
+                <w:bCs/>
+              </w:rPr>
+              <w:t xml:space="preserve">Adjacent-node peers</w:t>
+            </w:r>
+          </w:p>
+        </w:tc>
+        <w:tc>
+          <w:tcPr>
+            <w:tcW w:type="dxa" w:w="5800"/>
+          </w:tcPr>
+          <w:p>
+            <w:r>
+              <w:t xml:space="preserve">Titan / Tanishq, Kalyan Jewellers, Senco Gold, Sky Gold (B2B manufacturing peer), PN Gadgil Jewellers</w:t>
+            </w:r>
+          </w:p>
+        </w:tc>
+      </w:tr>
+    </w:tbl>
+    <w:p>
+      <w:pPr>
+        <w:spacing w:after="120"/>
+      </w:pPr>
+      <w:r>
+        <w:rPr>
+          <w:color w:val="666666"/>
+          <w:sz w:val="18"/>
+          <w:szCs w:val="18"/>
+        </w:rPr>
+        <w:t xml:space="preserve">The B2B-to-large-retailers positioning avoids head-on consumer competition and is the real differentiator; the own-store push moves the company into a more crowded, marketing-intensive segment where the edge is unproven.</w:t>
+      </w:r>
+    </w:p>
+    <w:p>
+      <w:pPr>
+        <w:spacing w:after="60" w:before="120"/>
+      </w:pPr>
+      <w:r>
+        <w:rPr>
+          <w:b/>
+          <w:bCs/>
+          <w:sz w:val="20"/>
+          <w:szCs w:val="20"/>
+        </w:rPr>
+        <w:t xml:space="preserve">Earnings quality: </w:t>
+      </w:r>
+      <w:r>
+        <w:rPr>
+          <w:sz w:val="20"/>
+          <w:szCs w:val="20"/>
+        </w:rPr>
+        <w:t xml:space="preserve">margin driver mixed</w:t>
+      </w:r>
+      <w:r>
+        <w:rPr>
+          <w:b/>
+          <w:bCs/>
+          <w:color w:val="A32020"/>
+          <w:sz w:val="20"/>
+          <w:szCs w:val="20"/>
+        </w:rPr>
+        <w:t xml:space="preserve"/>
+      </w:r>
+    </w:p>
+    <w:p>
+      <w:pPr>
+        <w:spacing w:after="120"/>
+      </w:pPr>
+      <w:r>
+        <w:rPr>
+          <w:color w:val="666666"/>
+          <w:sz w:val="18"/>
+          <w:szCs w:val="18"/>
+        </w:rPr>
+        <w:t xml:space="preserve">Drivers: gold-price inventory gains (cyclical) in a rising-gold environment; making-charge / design value-add on antique/bridal (structural); mix shift toward higher-margin B2C retail and 18-carat; scale on a small base.</w:t>
+      </w:r>
+    </w:p>
+    <w:p>
+      <w:pPr>
+        <w:spacing w:after="120"/>
+      </w:pPr>
+      <w:r>
+        <w:rPr>
+          <w:color w:val="666666"/>
+          <w:sz w:val="18"/>
+          <w:szCs w:val="18"/>
+        </w:rPr>
+        <w:t xml:space="preserve">Through-cycle EBITDA margin ~14-16%; Q1 FY27 at 14.9% is at the low end (store pre-opening costs, stagnant gold), not a peak. The bigger quality issue is cash conversion, not margin level — reported profit has not been turning into operating cash flow.</w:t>
+      </w:r>
+    </w:p>
+    <w:p>
+      <w:pPr>
+        <w:spacing w:after="60" w:before="120"/>
+      </w:pPr>
+      <w:r>
+        <w:rPr>
+          <w:b/>
+          <w:bCs/>
+          <w:sz w:val="20"/>
+          <w:szCs w:val="20"/>
+        </w:rPr>
+        <w:t xml:space="preserve">Growth trajectory: </w:t>
+      </w:r>
+      <w:r>
+        <w:rPr>
+          <w:b w:val="false"/>
+          <w:bCs w:val="false"/>
+          <w:sz w:val="20"/>
+          <w:szCs w:val="20"/>
+        </w:rPr>
+        <w:t xml:space="preserve">YoY growth rate is accelerating</w:t>
+      </w:r>
+    </w:p>
+    <w:p>
+      <w:pPr>
+        <w:spacing w:after="120"/>
+      </w:pPr>
+      <w:r>
+        <w:rPr>
+          <w:color w:val="666666"/>
+          <w:sz w:val="18"/>
+          <w:szCs w:val="18"/>
+        </w:rPr>
+        <w:t xml:space="preserve">Revenue YoY: ~flat FY24-ish base, FY25 recovery, FY26 +20%, Q4 FY26 +38%, Q1 FY27 +60% — clearly accelerating on the retail push. PAT YoY: FY24 -3.4%, FY25 ~+39%, FY26 +41%, Q1 FY27 +28% (lagged revenue on mix + store pre-opening cost).</w:t>
+      </w:r>
+    </w:p>
+    <w:p>
+      <w:pPr>
+        <w:spacing w:after="120"/>
+      </w:pPr>
+      <w:r>
+        <w:rPr>
+          <w:color w:val="666666"/>
+          <w:sz w:val="18"/>
+          <w:szCs w:val="18"/>
+        </w:rPr>
+        <w:t xml:space="preserve">Reverse P/E: ~14x trailing for ~30-40% recent earnings growth and ~29% ROCE is undemanding; the multiple needs only ~13% growth, so the rate-of-change is well ahead of what the price requires. Main watch is cash conversion, not the multiple.</w:t>
+      </w:r>
+    </w:p>
+    <w:p>
+      <w:pPr>
+        <w:spacing w:after="120"/>
+      </w:pPr>
+      <w:r>
+        <w:rPr>
+          <w:b/>
+          <w:bCs/>
+          <w:sz w:val="20"/>
+          <w:szCs w:val="20"/>
+        </w:rPr>
+        <w:t xml:space="preserve">Management quality (TVGP's "P"):</w:t>
+      </w:r>
+    </w:p>
+    <w:tbl>
+      <w:tblPr>
+        <w:tblW w:type="dxa" w:w="9000"/>
+        <w:tblBorders>
+          <w:top w:val="single" w:color="auto" w:sz="4"/>
+          <w:left w:val="single" w:color="auto" w:sz="4"/>
+          <w:bottom w:val="single" w:color="auto" w:sz="4"/>
+          <w:right w:val="single" w:color="auto" w:sz="4"/>
+          <w:insideH w:val="single" w:color="auto" w:sz="4"/>
+          <w:insideV w:val="single" w:color="auto" w:sz="4"/>
+        </w:tblBorders>
+      </w:tblPr>
+      <w:tblGrid>
+        <w:gridCol w:w="3200"/>
+        <w:gridCol w:w="5800"/>
+      </w:tblGrid>
+      <w:tr>
+        <w:tc>
+          <w:tcPr>
+            <w:tcW w:type="dxa" w:w="3200"/>
+            <w:shd w:fill="F2F2F2" w:val="clear"/>
+          </w:tcPr>
+          <w:p>
+            <w:r>
+              <w:rPr>
+                <w:b/>
+                <w:bCs/>
+              </w:rPr>
+              <w:t xml:space="preserve">Assessment</w:t>
+            </w:r>
+          </w:p>
+        </w:tc>
+        <w:tc>
+          <w:tcPr>
+            <w:tcW w:type="dxa" w:w="5800"/>
+          </w:tcPr>
+          <w:p>
+            <w:r>
+              <w:t xml:space="preserve">neutral</w:t>
+            </w:r>
+          </w:p>
+        </w:tc>
+      </w:tr>
+      <w:tr>
+        <w:tc>
+          <w:tcPr>
+            <w:tcW w:type="dxa" w:w="3200"/>
+            <w:shd w:fill="F2F2F2" w:val="clear"/>
+          </w:tcPr>
+          <w:p>
+            <w:r>
+              <w:rPr>
+                <w:b/>
+                <w:bCs/>
+              </w:rPr>
+              <w:t xml:space="preserve">Capital allocation</w:t>
+            </w:r>
+          </w:p>
+        </w:tc>
+        <w:tc>
+          <w:tcPr>
+            <w:tcW w:type="dxa" w:w="5800"/>
+          </w:tcPr>
+          <w:p>
+            <w:r>
+              <w:t xml:space="preserve">Reinvesting into gold inventory and own-store retail; company-level ROCE strong (~29% FY26) but operating cash flow negative three years running, so growth has been working-capital/debt-funded. The GML pivot is an explicit attempt to fix this. (neutral)</w:t>
+            </w:r>
+          </w:p>
+        </w:tc>
+      </w:tr>
+      <w:tr>
+        <w:tc>
+          <w:tcPr>
+            <w:tcW w:type="dxa" w:w="3200"/>
+            <w:shd w:fill="F2F2F2" w:val="clear"/>
+          </w:tcPr>
+          <w:p>
+            <w:r>
+              <w:rPr>
+                <w:b/>
+                <w:bCs/>
+              </w:rPr>
+              <w:t xml:space="preserve">Related-party trend</w:t>
+            </w:r>
+          </w:p>
+        </w:tc>
+        <w:tc>
+          <w:tcPr>
+            <w:tcW w:type="dxa" w:w="5800"/>
+          </w:tcPr>
+          <w:p>
+            <w:r>
+              <w:t xml:space="preserve">unclear</w:t>
+            </w:r>
+          </w:p>
+        </w:tc>
+      </w:tr>
+      <w:tr>
+        <w:tc>
+          <w:tcPr>
+            <w:tcW w:type="dxa" w:w="3200"/>
+            <w:shd w:fill="F2F2F2" w:val="clear"/>
+          </w:tcPr>
+          <w:p>
+            <w:r>
+              <w:rPr>
+                <w:b/>
+                <w:bCs/>
+              </w:rPr>
+              <w:t xml:space="preserve">Guidance credibility</w:t>
+            </w:r>
+          </w:p>
+        </w:tc>
+        <w:tc>
+          <w:tcPr>
+            <w:tcW w:type="dxa" w:w="5800"/>
+          </w:tcPr>
+          <w:p>
+            <w:r>
+              <w:t xml:space="preserve">no-track-record</w:t>
+            </w:r>
+          </w:p>
+        </w:tc>
+      </w:tr>
+      <w:tr>
+        <w:tc>
+          <w:tcPr>
+            <w:tcW w:type="dxa" w:w="3200"/>
+            <w:shd w:fill="F2F2F2" w:val="clear"/>
+          </w:tcPr>
+          <w:p>
+            <w:r>
+              <w:rPr>
+                <w:b/>
+                <w:bCs/>
+              </w:rPr>
+              <w:t xml:space="preserve">Shareholder returns</w:t>
+            </w:r>
+          </w:p>
+        </w:tc>
+        <w:tc>
+          <w:tcPr>
+            <w:tcW w:type="dxa" w:w="5800"/>
+          </w:tcPr>
+          <w:p>
+            <w:r>
+              <w:t xml:space="preserve">initiated</w:t>
+            </w:r>
+          </w:p>
+        </w:tc>
+      </w:tr>
+      <w:tr>
+        <w:tc>
+          <w:tcPr>
+            <w:tcW w:type="dxa" w:w="3200"/>
+            <w:shd w:fill="F2F2F2" w:val="clear"/>
+          </w:tcPr>
+          <w:p>
+            <w:r>
+              <w:rPr>
+                <w:b/>
+                <w:bCs/>
+              </w:rPr>
+              <w:t xml:space="preserve">Capability ladder / VAP</w:t>
+            </w:r>
+          </w:p>
+        </w:tc>
+        <w:tc>
+          <w:tcPr>
+            <w:tcW w:type="dxa" w:w="5800"/>
+          </w:tcPr>
+          <w:p>
+            <w:r>
+              <w:t xml:space="preserve">Explicit move up the chain: B2B job-work -&gt; own-brand B2C large-format retail, plus a push into higher-realisation 18-carat product.</w:t>
+            </w:r>
+          </w:p>
+        </w:tc>
+      </w:tr>
+    </w:tbl>
+    <w:p>
+      <w:pPr>
+        <w:spacing w:after="120"/>
+      </w:pPr>
+      <w:r>
+        <w:rPr>
+          <w:b/>
+          <w:bCs/>
+          <w:sz w:val="20"/>
+          <w:szCs w:val="20"/>
+        </w:rPr>
+        <w:t xml:space="preserve">Quality metrics (ROCE · debt · FCF · margin · capex):</w:t>
+      </w:r>
+    </w:p>
+    <w:tbl>
+      <w:tblPr>
+        <w:tblW w:type="dxa" w:w="9000"/>
+        <w:tblBorders>
+          <w:top w:val="single" w:color="auto" w:sz="4"/>
+          <w:left w:val="single" w:color="auto" w:sz="4"/>
+          <w:bottom w:val="single" w:color="auto" w:sz="4"/>
+          <w:right w:val="single" w:color="auto" w:sz="4"/>
+          <w:insideH w:val="single" w:color="auto" w:sz="4"/>
+          <w:insideV w:val="single" w:color="auto" w:sz="4"/>
+        </w:tblBorders>
+      </w:tblPr>
+      <w:tblGrid>
+        <w:gridCol w:w="3200"/>
+        <w:gridCol w:w="5800"/>
+      </w:tblGrid>
+      <w:tr>
+        <w:tc>
+          <w:tcPr>
+            <w:tcW w:type="dxa" w:w="3200"/>
+            <w:shd w:fill="F2F2F2" w:val="clear"/>
+          </w:tcPr>
+          <w:p>
+            <w:r>
+              <w:rPr>
+                <w:b/>
+                <w:bCs/>
+              </w:rPr>
+              <w:t xml:space="preserve">Assessment</w:t>
+            </w:r>
+          </w:p>
+        </w:tc>
+        <w:tc>
+          <w:tcPr>
+            <w:tcW w:type="dxa" w:w="5800"/>
+          </w:tcPr>
+          <w:p>
+            <w:r>
+              <w:t xml:space="preserve">concern</w:t>
+            </w:r>
+          </w:p>
+        </w:tc>
+      </w:tr>
+      <w:tr>
+        <w:tc>
+          <w:tcPr>
+            <w:tcW w:type="dxa" w:w="3200"/>
+            <w:shd w:fill="F2F2F2" w:val="clear"/>
+          </w:tcPr>
+          <w:p>
+            <w:r>
+              <w:rPr>
+                <w:b/>
+                <w:bCs/>
+              </w:rPr>
+              <w:t xml:space="preserve">ROCE</w:t>
+            </w:r>
+          </w:p>
+        </w:tc>
+        <w:tc>
+          <w:tcPr>
+            <w:tcW w:type="dxa" w:w="5800"/>
+          </w:tcPr>
+          <w:p>
+            <w:r>
+              <w:t xml:space="preserve">29% (improving)</w:t>
+            </w:r>
+          </w:p>
+        </w:tc>
+      </w:tr>
+      <w:tr>
+        <w:tc>
+          <w:tcPr>
+            <w:tcW w:type="dxa" w:w="3200"/>
+            <w:shd w:fill="F2F2F2" w:val="clear"/>
+          </w:tcPr>
+          <w:p>
+            <w:r>
+              <w:rPr>
+                <w:b/>
+                <w:bCs/>
+              </w:rPr>
+              <w:t xml:space="preserve">Leverage</w:t>
+            </w:r>
+          </w:p>
+        </w:tc>
+        <w:tc>
+          <w:tcPr>
+            <w:tcW w:type="dxa" w:w="5800"/>
+          </w:tcPr>
+          <w:p>
+            <w:r>
+              <w:t xml:space="preserve">Net debt/EBITDA 1.5x</w:t>
+            </w:r>
+          </w:p>
+        </w:tc>
+      </w:tr>
+      <w:tr>
+        <w:tc>
+          <w:tcPr>
+            <w:tcW w:type="dxa" w:w="3200"/>
+            <w:shd w:fill="F2F2F2" w:val="clear"/>
+          </w:tcPr>
+          <w:p>
+            <w:r>
+              <w:rPr>
+                <w:b/>
+                <w:bCs/>
+              </w:rPr>
+              <w:t xml:space="preserve">FCF conversion</w:t>
+            </w:r>
+          </w:p>
+        </w:tc>
+        <w:tc>
+          <w:tcPr>
+            <w:tcW w:type="dxa" w:w="5800"/>
+          </w:tcPr>
+          <w:p>
+            <w:r>
+              <w:t xml:space="preserve">-25%</w:t>
+            </w:r>
+          </w:p>
+        </w:tc>
+      </w:tr>
+      <w:tr>
+        <w:tc>
+          <w:tcPr>
+            <w:tcW w:type="dxa" w:w="3200"/>
+            <w:shd w:fill="F2F2F2" w:val="clear"/>
+          </w:tcPr>
+          <w:p>
+            <w:r>
+              <w:rPr>
+                <w:b/>
+                <w:bCs/>
+              </w:rPr>
+              <w:t xml:space="preserve">Margin trend</w:t>
+            </w:r>
+          </w:p>
+        </w:tc>
+        <w:tc>
+          <w:tcPr>
+            <w:tcW w:type="dxa" w:w="5800"/>
+          </w:tcPr>
+          <w:p>
+            <w:r>
+              <w:t xml:space="preserve">contracting</w:t>
+            </w:r>
+          </w:p>
+        </w:tc>
+      </w:tr>
+      <w:tr>
+        <w:tc>
+          <w:tcPr>
+            <w:tcW w:type="dxa" w:w="3200"/>
+            <w:shd w:fill="F2F2F2" w:val="clear"/>
+          </w:tcPr>
+          <w:p>
+            <w:r>
+              <w:rPr>
+                <w:b/>
+                <w:bCs/>
+              </w:rPr>
+              <w:t xml:space="preserve">Capex efficiency</w:t>
+            </w:r>
+          </w:p>
+        </w:tc>
+        <w:tc>
+          <w:tcPr>
+            <w:tcW w:type="dxa" w:w="5800"/>
+          </w:tcPr>
+          <w:p>
+            <w:r>
+              <w:t xml:space="preserve">neutral</w:t>
+            </w:r>
+          </w:p>
+        </w:tc>
+      </w:tr>
+    </w:tbl>
+    <w:p>
+      <w:pPr>
+        <w:spacing w:after="60" w:before="120"/>
+      </w:pPr>
+      <w:r>
+        <w:rPr>
+          <w:b/>
+          <w:bCs/>
+          <w:sz w:val="20"/>
+          <w:szCs w:val="20"/>
+        </w:rPr>
+        <w:t xml:space="preserve">Track record (Coffee Can persistence check): </w:t>
+      </w:r>
+      <w:r>
+        <w:rPr>
+          <w:sz w:val="20"/>
+          <w:szCs w:val="20"/>
+        </w:rPr>
+        <w:t xml:space="preserve">cleared revenue growth ≥10% AND ROCE ≥15% in 1 of the last 3 years (consistency_score 33)</w:t>
+      </w:r>
+    </w:p>
+    <w:p>
+      <w:pPr>
+        <w:spacing w:after="120"/>
+      </w:pPr>
+      <w:r>
+        <w:rPr>
+          <w:color w:val="666666"/>
+          <w:sz w:val="18"/>
+          <w:szCs w:val="18"/>
+        </w:rPr>
+        <w:t xml:space="preserve">FY24-FY26 assessable. FY26 clears both (revenue +20%, ROCE ~29%). FY25 revenue growth vs FY24 not precisely verified this pass though PAT +39% and rising ROCE suggest a likely clear. FY24 fails (PAT -3.4%, ROCE fell to 16.5%). Short listed history (~2 years) and negative operating cash flow every year weigh against the headline consistency.</w:t>
       </w:r>
     </w:p>
     <w:p>
@@ -331,46 +2598,15 @@
         <w:spacing w:after="120" w:before="280"/>
       </w:pPr>
       <w:r>
-        <w:t xml:space="preserve">Bull Case</w:t>
-      </w:r>
-    </w:p>
-    <w:p>
-      <w:pPr>
-        <w:pStyle w:val="ListParagraph"/>
-        <w:numPr>
-          <w:ilvl w:val="0"/>
-          <w:numId w:val="1"/>
-        </w:numPr>
-        <w:spacing w:after="60"/>
-      </w:pPr>
-      <w:r>
-        <w:t xml:space="preserve">B2B wholesale/job-work model to major national retail chains (Titan strategic vendor, plus Malabar/Joyalukkas/Senco/Bhima/PN Gadgil as clients) is structurally different from direct-to-consumer jewellery competition</w:t>
-      </w:r>
-    </w:p>
-    <w:p>
-      <w:pPr>
-        <w:pStyle w:val="ListParagraph"/>
-        <w:numPr>
-          <w:ilvl w:val="0"/>
-          <w:numId w:val="1"/>
-        </w:numPr>
-        <w:spacing w:after="60"/>
-      </w:pPr>
-      <w:r>
-        <w:t xml:space="preserve">~29% ROCE and accelerating growth (Q1 FY27 revenue +60% YoY) at a Rs 764 Cr small-cap size leaves real room to compound</w:t>
-      </w:r>
-    </w:p>
-    <w:p>
-      <w:pPr>
-        <w:pStyle w:val="ListParagraph"/>
-        <w:numPr>
-          <w:ilvl w:val="0"/>
-          <w:numId w:val="1"/>
-        </w:numPr>
-        <w:spacing w:after="60"/>
-      </w:pPr>
-      <w:r>
-        <w:t xml:space="preserve">Gold at all-time highs is a tailwind for a gold-inventory business, and the FY27 push into owned large-format stores (Surat, Rajkot) is a credible second growth leg if executed</w:t>
+        <w:t xml:space="preserve">Technical Read (Weekly / Monthly MACD + Bollinger Bands, or RSI/CCI/Williams %R proxy)</w:t>
+      </w:r>
+    </w:p>
+    <w:p>
+      <w:pPr>
+        <w:spacing w:after="120"/>
+      </w:pPr>
+      <w:r>
+        <w:t xml:space="preserve">Stock has re-rated hard: 52-week range ~Rs 100-205, currently near the high ~Rs 197. Not independently charted this pass.</w:t>
       </w:r>
     </w:p>
     <w:p>
@@ -379,59 +2615,36 @@
         <w:spacing w:after="120" w:before="280"/>
       </w:pPr>
       <w:r>
-        <w:t xml:space="preserve">Bear Case / Key Risks</w:t>
-      </w:r>
-    </w:p>
-    <w:p>
-      <w:pPr>
-        <w:pStyle w:val="ListParagraph"/>
-        <w:numPr>
-          <w:ilvl w:val="0"/>
-          <w:numId w:val="1"/>
-        </w:numPr>
-        <w:spacing w:after="60"/>
-      </w:pPr>
-      <w:r>
-        <w:t xml:space="preserve">Near-zero independent VP community diligence — the one call for detailed risk/financial disclosure was never answered on-thread</w:t>
-      </w:r>
-    </w:p>
-    <w:p>
-      <w:pPr>
-        <w:pStyle w:val="ListParagraph"/>
-        <w:numPr>
-          <w:ilvl w:val="0"/>
-          <w:numId w:val="1"/>
-        </w:numPr>
-        <w:spacing w:after="60"/>
-      </w:pPr>
-      <w:r>
-        <w:t xml:space="preserve">Q1 FY27 PAT growth (+28%) lagged revenue growth (+60%) meaningfully — worth confirming this is gold-price/inventory timing and not margin erosion</w:t>
-      </w:r>
-    </w:p>
-    <w:p>
-      <w:pPr>
-        <w:pStyle w:val="ListParagraph"/>
-        <w:numPr>
-          <w:ilvl w:val="0"/>
-          <w:numId w:val="1"/>
-        </w:numPr>
-        <w:spacing w:after="60"/>
-      </w:pPr>
-      <w:r>
-        <w:t xml:space="preserve">Regional (Gujarat-concentrated) exposure as it expands into owned retail, a different execution risk than its established wholesale/job-work business</w:t>
-      </w:r>
-    </w:p>
-    <w:p>
-      <w:pPr>
-        <w:pStyle w:val="ListParagraph"/>
-        <w:numPr>
-          <w:ilvl w:val="0"/>
-          <w:numId w:val="1"/>
-        </w:numPr>
-        <w:spacing w:after="60"/>
-      </w:pPr>
-      <w:r>
-        <w:t xml:space="preserve">Working-capital-heavy, gold-price-exposed balance sheet typical of the category — inventory financing risk in a sharp gold-price reversal</w:t>
+        <w:t xml:space="preserve">ValuePickr Community Signal</w:t>
+      </w:r>
+    </w:p>
+    <w:p>
+      <w:pPr>
+        <w:spacing w:after="120"/>
+      </w:pPr>
+      <w:r>
+        <w:t xml:space="preserve">VP thread (topic 188519, only 3 posts, opened Mar 2025, no activity since) is essentially a company-overview post (love: 9) followed immediately by a reply flagging that 'detailed risk analysis, financials &amp; disclosure of your holding is missing.' No further discussion followed — the thread never developed into real diligence.</w:t>
+      </w:r>
+    </w:p>
+    <w:p>
+      <w:pPr>
+        <w:spacing w:after="120"/>
+      </w:pPr>
+      <w:r>
+        <w:rPr>
+          <w:b/>
+          <w:bCs/>
+          <w:sz w:val="20"/>
+          <w:szCs w:val="20"/>
+        </w:rPr>
+        <w:t xml:space="preserve">High-conviction call from a top contributor: </w:t>
+      </w:r>
+      <w:r>
+        <w:rPr>
+          <w:sz w:val="20"/>
+          <w:szCs w:val="20"/>
+        </w:rPr>
+        <w:t xml:space="preserve">Minimal — one well-received overview post established the interesting B2B-wholesale angle, but a legitimate call for deeper risk/financial disclosure went unanswered and the thread went dormant.</w:t>
       </w:r>
     </w:p>
     <w:p>
@@ -440,6 +2653,184 @@
         <w:spacing w:after="120" w:before="280"/>
       </w:pPr>
       <w:r>
+        <w:t xml:space="preserve">BSE Corporate Actions / Other Red Flags</w:t>
+      </w:r>
+    </w:p>
+    <w:p>
+      <w:pPr>
+        <w:spacing w:after="120"/>
+      </w:pPr>
+      <w:r>
+        <w:t xml:space="preserve">No SEBI/fraud order; no going-concern issue found. No red_flag_tier. 18th AGM scheduled 10-Sep-2026.</w:t>
+      </w:r>
+    </w:p>
+    <w:p>
+      <w:pPr>
+        <w:pStyle w:val="Heading1"/>
+        <w:spacing w:after="120" w:before="280"/>
+      </w:pPr>
+      <w:r>
+        <w:t xml:space="preserve">Bull Case</w:t>
+      </w:r>
+    </w:p>
+    <w:p>
+      <w:pPr>
+        <w:pStyle w:val="ListParagraph"/>
+        <w:numPr>
+          <w:ilvl w:val="0"/>
+          <w:numId w:val="1"/>
+        </w:numPr>
+        <w:spacing w:after="60"/>
+      </w:pPr>
+      <w:r>
+        <w:t xml:space="preserve">B2B wholesale/job-work to major national chains (Titan strategic vendor, plus Malabar/Joyalukkas/Senco/Bhima/PN Gadgil) is structurally different from direct-to-consumer jewellery competition — a base business funding the retail optionality</w:t>
+      </w:r>
+    </w:p>
+    <w:p>
+      <w:pPr>
+        <w:pStyle w:val="ListParagraph"/>
+        <w:numPr>
+          <w:ilvl w:val="0"/>
+          <w:numId w:val="1"/>
+        </w:numPr>
+        <w:spacing w:after="60"/>
+      </w:pPr>
+      <w:r>
+        <w:t xml:space="preserve">~29% FY26 ROCE and accelerating growth (Q1 FY27 revenue +60% YoY, broad-based across retail and wholesale) at ~Rs 800 Cr size, on an undemanding ~14x P/E</w:t>
+      </w:r>
+    </w:p>
+    <w:p>
+      <w:pPr>
+        <w:pStyle w:val="ListParagraph"/>
+        <w:numPr>
+          <w:ilvl w:val="0"/>
+          <w:numId w:val="1"/>
+        </w:numPr>
+        <w:spacing w:after="60"/>
+      </w:pPr>
+      <w:r>
+        <w:t xml:space="preserve">GML facility (Rs 300 Cr sanctioned at 3-3.5%) directly targets the working-capital / interest-cost drag and should improve cash conversion and lower finance costs</w:t>
+      </w:r>
+    </w:p>
+    <w:p>
+      <w:pPr>
+        <w:pStyle w:val="ListParagraph"/>
+        <w:numPr>
+          <w:ilvl w:val="0"/>
+          <w:numId w:val="1"/>
+        </w:numPr>
+        <w:spacing w:after="60"/>
+      </w:pPr>
+      <w:r>
+        <w:t xml:space="preserve">FY27 own-store rollout (Surat, Rajkot, Maninagar, Gandhinagar) plus a stated 50:50 B2B:B2C target is a credible second growth leg if executed; 18-carat mix push aids realisation</w:t>
+      </w:r>
+    </w:p>
+    <w:p>
+      <w:pPr>
+        <w:pStyle w:val="ListParagraph"/>
+        <w:numPr>
+          <w:ilvl w:val="0"/>
+          <w:numId w:val="1"/>
+        </w:numPr>
+        <w:spacing w:after="60"/>
+      </w:pPr>
+      <w:r>
+        <w:t xml:space="preserve">Gold at all-time highs is a demand and inventory-value tailwind for a gold-inventory jeweller</w:t>
+      </w:r>
+    </w:p>
+    <w:p>
+      <w:pPr>
+        <w:pStyle w:val="Heading1"/>
+        <w:spacing w:after="120" w:before="280"/>
+      </w:pPr>
+      <w:r>
+        <w:t xml:space="preserve">Bear Case / Key Risks</w:t>
+      </w:r>
+    </w:p>
+    <w:p>
+      <w:pPr>
+        <w:pStyle w:val="ListParagraph"/>
+        <w:numPr>
+          <w:ilvl w:val="0"/>
+          <w:numId w:val="1"/>
+        </w:numPr>
+        <w:spacing w:after="60"/>
+      </w:pPr>
+      <w:r>
+        <w:t xml:space="preserve">Operating cash flow negative three consecutive years (-Rs 11 / -Rs 48 / -Rs 14 Cr FY23-25) — reported PAT is not converting to cash; the whole thesis leans on the GML strategy fixing this</w:t>
+      </w:r>
+    </w:p>
+    <w:p>
+      <w:pPr>
+        <w:pStyle w:val="ListParagraph"/>
+        <w:numPr>
+          <w:ilvl w:val="0"/>
+          <w:numId w:val="1"/>
+        </w:numPr>
+        <w:spacing w:after="60"/>
+      </w:pPr>
+      <w:r>
+        <w:t xml:space="preserve">Near-zero independent VP community diligence; the one call for detailed risk/financial disclosure was never answered</w:t>
+      </w:r>
+    </w:p>
+    <w:p>
+      <w:pPr>
+        <w:pStyle w:val="ListParagraph"/>
+        <w:numPr>
+          <w:ilvl w:val="0"/>
+          <w:numId w:val="1"/>
+        </w:numPr>
+        <w:spacing w:after="60"/>
+      </w:pPr>
+      <w:r>
+        <w:t xml:space="preserve">B2C own-store retail is a new, marketing- and location-intensive model with different execution risk than the established wholesale business; only 4 stores planned FY27</w:t>
+      </w:r>
+    </w:p>
+    <w:p>
+      <w:pPr>
+        <w:pStyle w:val="ListParagraph"/>
+        <w:numPr>
+          <w:ilvl w:val="0"/>
+          <w:numId w:val="1"/>
+        </w:numPr>
+        <w:spacing w:after="60"/>
+      </w:pPr>
+      <w:r>
+        <w:t xml:space="preserve">Short, uneven track record: listed ~2 years; FY24 saw PAT -3.4% and ROCE fall to 16.5% before the FY25-26 recovery</w:t>
+      </w:r>
+    </w:p>
+    <w:p>
+      <w:pPr>
+        <w:pStyle w:val="ListParagraph"/>
+        <w:numPr>
+          <w:ilvl w:val="0"/>
+          <w:numId w:val="1"/>
+        </w:numPr>
+        <w:spacing w:after="60"/>
+      </w:pPr>
+      <w:r>
+        <w:t xml:space="preserve">Gujarat-concentrated as it expands into owned retail; working-capital-heavy, gold-price-exposed balance sheet — inventory financing risk in a sharp gold reversal</w:t>
+      </w:r>
+    </w:p>
+    <w:p>
+      <w:pPr>
+        <w:pStyle w:val="ListParagraph"/>
+        <w:numPr>
+          <w:ilvl w:val="0"/>
+          <w:numId w:val="1"/>
+        </w:numPr>
+        <w:spacing w:after="60"/>
+      </w:pPr>
+      <w:r>
+        <w:t xml:space="preserve">Q1 FY27 EBITDA margin -160bps YoY; PAT growth (+28%) well below revenue (+60%)</w:t>
+      </w:r>
+    </w:p>
+    <w:p>
+      <w:pPr>
+        <w:pStyle w:val="Heading1"/>
+        <w:spacing w:after="120" w:before="280"/>
+      </w:pPr>
+      <w:r>
         <w:t xml:space="preserve">Market-Cap Tier (informational — not a gate in this project)</w:t>
       </w:r>
     </w:p>
@@ -452,7 +2843,7 @@
           <w:b/>
           <w:bCs/>
         </w:rPr>
-        <w:t xml:space="preserve">Small-cap (~Rs 764 Cr)</w:t>
+        <w:t xml:space="preserve">Small-cap (~Rs 803 Cr)</w:t>
       </w:r>
     </w:p>
     <w:p>
@@ -488,7 +2879,7 @@
           <w:sz w:val="20"/>
           <w:szCs w:val="20"/>
         </w:rPr>
-        <w:t xml:space="preserve">4-box gate — tailwind: yes · TAM: weak · moat: weak · valuation: weak  (score 2.5 / 4)</w:t>
+        <w:t xml:space="preserve">4-box gate — tailwind: yes · TAM: weak · moat: weak · valuation: yes  (score 3 / 4)</w:t>
       </w:r>
     </w:p>
     <w:p>
@@ -503,7 +2894,7 @@
           <w:sz w:val="20"/>
           <w:szCs w:val="20"/>
         </w:rPr>
-        <w:t xml:space="preserve">tailwind yes (gold at all-time highs directly benefits a gold-inventory wholesale jeweller, both via wedding-jewellery demand and gold-price effects — a live, structural driver, not just cyclical). tam weak (Rs 764 Cr small-cap; a 10x is arithmetically possible but the wholesale/job-work TAM ceiling with a handful of large retail clients isn't demonstrated to be that large without the new owned-store strategy scaling). moat weak (the B2B-to-major-retailers positioning is a real differentiator vs. consumer-facing jewellers, but not yet evidenced as defensible pricing power — a real strength, capped at 'weak' pending more disclosure). valuation weak (29% ROCE for ~14x-ish trailing-ish multiples reads reasonable, but data is thin enough not to call it clearly cheap). Score 2.5 -&gt; per the decision table this needs a written exception for a return-magnitude label. Small/mid-cap live-inflection rule applies: the +60% Q1 FY27 revenue print plus the FY27 owned-store catalyst is a real recent-quarter inflection -&gt; thesis_fit allowed as 10x-in-2-3-years at Low/Medium with an 'unconfirmed' caveat, per the stated interaction rule, rather than defaulting to 'neither'.</w:t>
+        <w:t xml:space="preserve">tailwind yes — structural wedding-jewellery demand + formalisation + gold at highs, a live multi-year driver. tam weak — for a 10x off ~Rs 800 Cr the required revenue base (multi-thousand Cr) is a long road for a 4-store Gujarat regional player; near-term the wholesale ceiling with a handful of large clients isn't demonstrated to be that large. moat weak — B2B-to-major-retailers positioning and antique/temple design capability are real differentiators but not evidenced pricing power. valuation yes — ~14x trailing for ~30-40% recent earnings growth and ~29% ROCE genuinely leaves room to pay (caveat: reported PAT has not been converting to operating cash, so a cash-aware investor haircuts). Score 3.0 -&gt; 10x-in-2-3-years permitted; also supported by the small/mid-cap live-inflection rule (Q1 FY27 revenue +60% YoY plus dated FY27 store catalysts). Conviction held at Low-Medium on the negative-CFO and unproven-retail caveats.</w:t>
       </w:r>
     </w:p>
     <w:p>
@@ -538,33 +2929,46 @@
         <w:spacing w:after="60"/>
       </w:pPr>
       <w:r>
-        <w:t xml:space="preserve">External-lead (tier 4.5, @StocksAndStoics). No live-theme match in active_themes.json (jewellery/gold-retail is not a listed theme; 'gold financiers' theme is about lenders, not jewellers). four_box score 2.5; applying the small/mid-cap live-inflection interaction rule (real recent-quarter inflection — Q1 FY27 revenue +60% YoY — plus a dated FY27 catalyst — Surat/Rajkot store launches) rather than the trailing-average read -&gt; thesis_fit '10x-in-2-3-years' with an explicit 'unconfirmed' caveat, conviction capped at Low-Medium.</w:t>
-      </w:r>
-    </w:p>
-    <w:p>
-      <w:pPr>
-        <w:pStyle w:val="ListParagraph"/>
-        <w:numPr>
-          <w:ilvl w:val="0"/>
-          <w:numId w:val="1"/>
-        </w:numPr>
-        <w:spacing w:after="60"/>
-      </w:pPr>
-      <w:r>
-        <w:t xml:space="preserve">Conviction Low-Medium: the B2B-wholesale moat angle and return metrics are genuinely attractive, but this call rests on thin (3-post) VP community diligence and unverified financial disclosure that a forum member explicitly flagged as missing and never got answered.</w:t>
-      </w:r>
-    </w:p>
-    <w:p>
-      <w:pPr>
-        <w:pStyle w:val="ListParagraph"/>
-        <w:numPr>
-          <w:ilvl w:val="0"/>
-          <w:numId w:val="1"/>
-        </w:numPr>
-        <w:spacing w:after="60"/>
-      </w:pPr>
-      <w:r>
-        <w:t xml:space="preserve">No red_flag_tier, no revisit flag (conviction below the Medium-High threshold). A good candidate to re-verify once FY27 quarterly results show whether the PAT-vs-revenue growth gap in Q1 FY27 was transient and whether the new owned-store format is executing.</w:t>
+        <w:t xml:space="preserve">External-lead (tier 4.5, @StocksAndStoics). four_box score 3.0 (tailwind yes, valuation yes, tam/moat weak) -&gt; 10x-in-2-3-years permitted; also reinforced by the small/mid-cap live-inflection interaction rule — a real recent-quarter inflection (Q1 FY27 revenue +60% YoY, broad-based) plus dated FY27 catalysts (Surat/Rajkot store launches).</w:t>
+      </w:r>
+    </w:p>
+    <w:p>
+      <w:pPr>
+        <w:pStyle w:val="ListParagraph"/>
+        <w:numPr>
+          <w:ilvl w:val="0"/>
+          <w:numId w:val="1"/>
+        </w:numPr>
+        <w:spacing w:after="60"/>
+      </w:pPr>
+      <w:r>
+        <w:t xml:space="preserve">Conviction held at Low-Medium, not upgraded. The deep read verified the strong ROCE and reasonable valuation, but also surfaced negative operating cash flow for three straight years (profit absorbed into gold inventory), a short and uneven listed track record (FY24 PAT -3.4%, ROCE 16.5%), a 160bps YoY margin dip in Q1 FY27, and an unproven B2C retail format. The GML strategy is the right fix but is not yet shown to work.</w:t>
+      </w:r>
+    </w:p>
+    <w:p>
+      <w:pPr>
+        <w:pStyle w:val="ListParagraph"/>
+        <w:numPr>
+          <w:ilvl w:val="0"/>
+          <w:numId w:val="1"/>
+        </w:numPr>
+        <w:spacing w:after="60"/>
+      </w:pPr>
+      <w:r>
+        <w:t xml:space="preserve">No red_flag_tier (the cash-flow issue is inventory build, not fraud/going-concern). No revisit flag (conviction below the Medium-High threshold).</w:t>
+      </w:r>
+    </w:p>
+    <w:p>
+      <w:pPr>
+        <w:pStyle w:val="ListParagraph"/>
+        <w:numPr>
+          <w:ilvl w:val="0"/>
+          <w:numId w:val="1"/>
+        </w:numPr>
+        <w:spacing w:after="60"/>
+      </w:pPr>
+      <w:r>
+        <w:t xml:space="preserve">Re-verify at H1 FY27: does operating cash flow turn positive as GML replaces working-capital borrowing, do the first own-stores open on schedule and generate the guided economics, and does the PAT-vs-revenue growth gap close.</w:t>
       </w:r>
     </w:p>
     <w:p>

--- a/projects/valuepickr-open-screen/docs/RBZ Jewellers.docx
+++ b/projects/valuepickr-open-screen/docs/RBZ Jewellers.docx
@@ -2987,6 +2987,184 @@
           <w:szCs w:val="18"/>
         </w:rPr>
         <w:t xml:space="preserve">This is independent research and analysis for informational purposes only, not personalized financial or investment advice. Past multi-bagger performance and forum/social sentiment are not indicators of future returns. Do your own due diligence before investing.</w:t>
+      </w:r>
+    </w:p>
+    <w:p/>
+    <w:p>
+      <w:r>
+        <w:rPr>
+          <w:b/>
+          <w:sz w:val="28"/>
+        </w:rPr>
+        <w:t>🔄 RESEARCH UPDATE - 2026-10-05</w:t>
+      </w:r>
+    </w:p>
+    <w:p>
+      <w:r>
+        <w:rPr>
+          <w:b/>
+        </w:rPr>
+        <w:t>📊 Key Metrics:</w:t>
+      </w:r>
+    </w:p>
+    <w:p>
+      <w:pPr>
+        <w:ind w:left="360"/>
+      </w:pPr>
+      <w:r>
+        <w:t xml:space="preserve">  • Company: RBZ Jewellers Ltd</w:t>
+      </w:r>
+    </w:p>
+    <w:p>
+      <w:pPr>
+        <w:ind w:left="360"/>
+      </w:pPr>
+      <w:r>
+        <w:t xml:space="preserve">  • Conviction: Not rated</w:t>
+      </w:r>
+    </w:p>
+    <w:p>
+      <w:pPr>
+        <w:ind w:left="360"/>
+      </w:pPr>
+      <w:r>
+        <w:t xml:space="preserve">  • Thesis: 10x-in-2-3-years</w:t>
+      </w:r>
+    </w:p>
+    <w:p>
+      <w:pPr>
+        <w:ind w:left="360"/>
+      </w:pPr>
+      <w:r>
+        <w:t xml:space="preserve">  • 4-Box Score: 3.0</w:t>
+      </w:r>
+    </w:p>
+    <w:p>
+      <w:pPr>
+        <w:ind w:left="360"/>
+      </w:pPr>
+      <w:r>
+        <w:t xml:space="preserve">  • Research Date: 2026-09-08</w:t>
+      </w:r>
+    </w:p>
+    <w:p>
+      <w:pPr>
+        <w:ind w:left="360"/>
+      </w:pPr>
+      <w:r>
+        <w:t xml:space="preserve">  • Red Flag: None</w:t>
+      </w:r>
+    </w:p>
+    <w:p/>
+    <w:p>
+      <w:r>
+        <w:rPr>
+          <w:b/>
+        </w:rPr>
+        <w:t>📝 Verdict:</w:t>
+      </w:r>
+    </w:p>
+    <w:p>
+      <w:pPr>
+        <w:ind w:left="360"/>
+      </w:pPr>
+    </w:p>
+    <w:p/>
+    <w:p>
+      <w:r>
+        <w:rPr>
+          <w:b/>
+        </w:rPr>
+        <w:t>📈 Bull Case:</w:t>
+      </w:r>
+    </w:p>
+    <w:p>
+      <w:pPr>
+        <w:ind w:left="360"/>
+      </w:pPr>
+      <w:r>
+        <w:t>B2B wholesale/job-work to major national chains (Titan strategic vendor, plus Malabar/Joyalukkas/Senco/Bhima/PN Gadgil) is structurally different from direct-to-consumer jewellery competition — a base business funding the retail optionality</w:t>
+      </w:r>
+    </w:p>
+    <w:p>
+      <w:pPr>
+        <w:ind w:left="360"/>
+      </w:pPr>
+      <w:r>
+        <w:t>~29% FY26 ROCE and accelerating growth (Q1 FY27 revenue +60% YoY, broad-based across retail and wholesale) at ~Rs 800 Cr size, on an undemanding ~14x P/E</w:t>
+      </w:r>
+    </w:p>
+    <w:p>
+      <w:pPr>
+        <w:ind w:left="360"/>
+      </w:pPr>
+      <w:r>
+        <w:t>GML facility (Rs 300 Cr sanctioned at 3-3.5%) directly targets the working-capital / interest-cost drag and should improve cash conversion and lower finance costs</w:t>
+      </w:r>
+    </w:p>
+    <w:p>
+      <w:pPr>
+        <w:ind w:left="360"/>
+      </w:pPr>
+      <w:r>
+        <w:t>FY27 own-store rollout (Surat, Rajkot, Maninagar, Gandhinagar) plus a stated 50:50 B2B:B2C target is a credible second growth leg if executed; 18-carat mix push aids realisation</w:t>
+      </w:r>
+    </w:p>
+    <w:p>
+      <w:pPr>
+        <w:ind w:left="360"/>
+      </w:pPr>
+      <w:r>
+        <w:t>Gold at all-time highs is a demand and inventory-value tailwind for a gold-inventory jeweller</w:t>
+      </w:r>
+    </w:p>
+    <w:p/>
+    <w:p>
+      <w:r>
+        <w:rPr>
+          <w:b/>
+        </w:rPr>
+        <w:t>📉 Bear Case:</w:t>
+      </w:r>
+    </w:p>
+    <w:p>
+      <w:pPr>
+        <w:ind w:left="360"/>
+      </w:pPr>
+      <w:r>
+        <w:t>Operating cash flow negative three consecutive years (-Rs 11 / -Rs 48 / -Rs 14 Cr FY23-25) — reported PAT is not converting to cash; the whole thesis leans on the GML strategy fixing this</w:t>
+      </w:r>
+    </w:p>
+    <w:p>
+      <w:pPr>
+        <w:ind w:left="360"/>
+      </w:pPr>
+      <w:r>
+        <w:t>Near-zero independent VP community diligence; the one call for detailed risk/financial disclosure was never answered</w:t>
+      </w:r>
+    </w:p>
+    <w:p>
+      <w:pPr>
+        <w:ind w:left="360"/>
+      </w:pPr>
+      <w:r>
+        <w:t>B2C own-store retail is a new, marketing- and location-intensive model with different execution risk than the established wholesale business; only 4 stores planned FY27</w:t>
+      </w:r>
+    </w:p>
+    <w:p>
+      <w:pPr>
+        <w:ind w:left="360"/>
+      </w:pPr>
+      <w:r>
+        <w:t>Short, uneven track record: listed ~2 years; FY24 saw PAT -3.4% and ROCE fall to 16.5% before the FY25-26 recovery</w:t>
+      </w:r>
+    </w:p>
+    <w:p>
+      <w:pPr>
+        <w:ind w:left="360"/>
+      </w:pPr>
+      <w:r>
+        <w:t>Gujarat-concentrated as it expands into owned retail; working-capital-heavy, gold-price-exposed balance sheet — inventory financing risk in a sharp gold reversal</w:t>
       </w:r>
     </w:p>
     <w:sectPr>
